--- a/React doc/Rtk_query_slice.docx
+++ b/React doc/Rtk_query_slice.docx
@@ -95,7 +95,15 @@
     </w:p>
     <w:p>
       <w:r>
-        <w:t>To use Redux, you had to do A LOT of setup manually:</w:t>
+        <w:t xml:space="preserve">To use Redux, you had to do A LOT of </w:t>
+      </w:r>
+      <w:proofErr w:type="gramStart"/>
+      <w:r>
+        <w:t>setup</w:t>
+      </w:r>
+      <w:proofErr w:type="gramEnd"/>
+      <w:r>
+        <w:t xml:space="preserve"> manually:</w:t>
       </w:r>
     </w:p>
     <w:p>
@@ -159,15 +167,28 @@
         </w:numPr>
       </w:pPr>
       <w:r>
-        <w:t xml:space="preserve">  return { type: "ADD_TODO", payload: </w:t>
-      </w:r>
-      <w:proofErr w:type="spellStart"/>
+        <w:t xml:space="preserve">  return </w:t>
+      </w:r>
+      <w:proofErr w:type="gramStart"/>
+      <w:r>
+        <w:t>{ type</w:t>
+      </w:r>
+      <w:proofErr w:type="gramEnd"/>
+      <w:r>
+        <w:t xml:space="preserve">: "ADD_TODO", payload: </w:t>
+      </w:r>
+      <w:proofErr w:type="spellStart"/>
+      <w:proofErr w:type="gramStart"/>
       <w:r>
         <w:t>todo</w:t>
       </w:r>
       <w:proofErr w:type="spellEnd"/>
       <w:r>
-        <w:t xml:space="preserve"> };</w:t>
+        <w:t xml:space="preserve"> }</w:t>
+      </w:r>
+      <w:proofErr w:type="gramEnd"/>
+      <w:r>
+        <w:t>;</w:t>
       </w:r>
     </w:p>
     <w:p>
@@ -177,9 +198,11 @@
           <w:numId w:val="1"/>
         </w:numPr>
       </w:pPr>
+      <w:proofErr w:type="gramStart"/>
       <w:r>
         <w:t>};</w:t>
       </w:r>
+      <w:proofErr w:type="gramEnd"/>
     </w:p>
     <w:p>
       <w:pPr>
@@ -237,10 +260,12 @@
         <w:t xml:space="preserve">  switch (</w:t>
       </w:r>
       <w:proofErr w:type="spellStart"/>
+      <w:proofErr w:type="gramStart"/>
       <w:r>
         <w:t>action.type</w:t>
       </w:r>
       <w:proofErr w:type="spellEnd"/>
+      <w:proofErr w:type="gramEnd"/>
       <w:r>
         <w:t>) {</w:t>
       </w:r>
@@ -267,6 +292,7 @@
         <w:t xml:space="preserve">      return [...state, </w:t>
       </w:r>
       <w:proofErr w:type="spellStart"/>
+      <w:proofErr w:type="gramStart"/>
       <w:r>
         <w:t>action.payload</w:t>
       </w:r>
@@ -274,6 +300,7 @@
       <w:r>
         <w:t>];</w:t>
       </w:r>
+      <w:proofErr w:type="gramEnd"/>
     </w:p>
     <w:p>
       <w:pPr>
@@ -294,8 +321,13 @@
         </w:numPr>
       </w:pPr>
       <w:r>
-        <w:t xml:space="preserve">      return state;</w:t>
-      </w:r>
+        <w:t xml:space="preserve">      return </w:t>
+      </w:r>
+      <w:proofErr w:type="gramStart"/>
+      <w:r>
+        <w:t>state;</w:t>
+      </w:r>
+      <w:proofErr w:type="gramEnd"/>
     </w:p>
     <w:p>
       <w:pPr>
@@ -315,9 +347,11 @@
           <w:numId w:val="1"/>
         </w:numPr>
       </w:pPr>
+      <w:proofErr w:type="gramStart"/>
       <w:r>
         <w:t>};</w:t>
       </w:r>
+      <w:proofErr w:type="gramEnd"/>
     </w:p>
     <w:p>
       <w:pPr>
@@ -342,16 +376,26 @@
         </w:numPr>
       </w:pPr>
       <w:r>
-        <w:t xml:space="preserve">import { </w:t>
+        <w:t xml:space="preserve">import </w:t>
+      </w:r>
+      <w:proofErr w:type="gramStart"/>
+      <w:r>
+        <w:t xml:space="preserve">{ </w:t>
       </w:r>
       <w:proofErr w:type="spellStart"/>
       <w:r>
         <w:t>createStore</w:t>
       </w:r>
       <w:proofErr w:type="spellEnd"/>
-      <w:r>
-        <w:t xml:space="preserve"> } from "redux";</w:t>
-      </w:r>
+      <w:proofErr w:type="gramEnd"/>
+      <w:r>
+        <w:t xml:space="preserve"> } from "redux</w:t>
+      </w:r>
+      <w:proofErr w:type="gramStart"/>
+      <w:r>
+        <w:t>";</w:t>
+      </w:r>
+      <w:proofErr w:type="gramEnd"/>
     </w:p>
     <w:p>
       <w:pPr>
@@ -376,9 +420,11 @@
         <w:t>todoReducer</w:t>
       </w:r>
       <w:proofErr w:type="spellEnd"/>
+      <w:proofErr w:type="gramStart"/>
       <w:r>
         <w:t>);</w:t>
       </w:r>
+      <w:proofErr w:type="gramEnd"/>
     </w:p>
     <w:p>
       <w:pPr>
@@ -387,12 +433,21 @@
           <w:numId w:val="1"/>
         </w:numPr>
       </w:pPr>
-      <w:r>
-        <w:rPr>
-          <w:b/>
-          <w:bCs/>
-        </w:rPr>
-        <w:t>Provide Store in App</w:t>
+      <w:proofErr w:type="gramStart"/>
+      <w:r>
+        <w:rPr>
+          <w:b/>
+          <w:bCs/>
+        </w:rPr>
+        <w:t>Provide</w:t>
+      </w:r>
+      <w:proofErr w:type="gramEnd"/>
+      <w:r>
+        <w:rPr>
+          <w:b/>
+          <w:bCs/>
+        </w:rPr>
+        <w:t xml:space="preserve"> Store in App</w:t>
       </w:r>
     </w:p>
     <w:p>
@@ -463,13 +518,23 @@
         <w:t xml:space="preserve"> = </w:t>
       </w:r>
       <w:proofErr w:type="spellStart"/>
+      <w:proofErr w:type="gramStart"/>
       <w:r>
         <w:t>useSelector</w:t>
       </w:r>
       <w:proofErr w:type="spellEnd"/>
       <w:r>
-        <w:t>(state =&gt; state);</w:t>
-      </w:r>
+        <w:t>(</w:t>
+      </w:r>
+      <w:proofErr w:type="gramEnd"/>
+      <w:r>
+        <w:t>state =&gt; state</w:t>
+      </w:r>
+      <w:proofErr w:type="gramStart"/>
+      <w:r>
+        <w:t>);</w:t>
+      </w:r>
+      <w:proofErr w:type="gramEnd"/>
     </w:p>
     <w:p>
       <w:pPr>
@@ -482,6 +547,7 @@
         <w:t xml:space="preserve">const dispatch = </w:t>
       </w:r>
       <w:proofErr w:type="spellStart"/>
+      <w:proofErr w:type="gramStart"/>
       <w:r>
         <w:t>useDispatch</w:t>
       </w:r>
@@ -489,6 +555,7 @@
       <w:r>
         <w:t>();</w:t>
       </w:r>
+      <w:proofErr w:type="gramEnd"/>
     </w:p>
     <w:p>
       <w:pPr>
@@ -497,6 +564,7 @@
           <w:numId w:val="1"/>
         </w:numPr>
       </w:pPr>
+      <w:proofErr w:type="gramStart"/>
       <w:r>
         <w:t>dispatch(</w:t>
       </w:r>
@@ -506,8 +574,17 @@
       </w:r>
       <w:proofErr w:type="spellEnd"/>
       <w:r>
-        <w:t>("Learn Redux"));</w:t>
-      </w:r>
+        <w:t>(</w:t>
+      </w:r>
+      <w:proofErr w:type="gramEnd"/>
+      <w:r>
+        <w:t>"Learn Redux")</w:t>
+      </w:r>
+      <w:proofErr w:type="gramStart"/>
+      <w:r>
+        <w:t>);</w:t>
+      </w:r>
+      <w:proofErr w:type="gramEnd"/>
     </w:p>
     <w:p>
       <w:r>
@@ -562,7 +639,23 @@
           <w:b/>
           <w:bCs/>
         </w:rPr>
-        <w:t xml:space="preserve"> REDUX TOOLKIT (RTK) — The Modern Way</w:t>
+        <w:t xml:space="preserve"> REDUX TOOLKIT (</w:t>
+      </w:r>
+      <w:proofErr w:type="gramStart"/>
+      <w:r>
+        <w:rPr>
+          <w:b/>
+          <w:bCs/>
+        </w:rPr>
+        <w:t>RTK) —</w:t>
+      </w:r>
+      <w:proofErr w:type="gramEnd"/>
+      <w:r>
+        <w:rPr>
+          <w:b/>
+          <w:bCs/>
+        </w:rPr>
+        <w:t xml:space="preserve"> The Modern Way</w:t>
       </w:r>
     </w:p>
     <w:p>
@@ -756,7 +849,15 @@
           </w:tcPr>
           <w:p>
             <w:r>
-              <w:t>You must return new state manually</w:t>
+              <w:t xml:space="preserve">You must </w:t>
+            </w:r>
+            <w:proofErr w:type="gramStart"/>
+            <w:r>
+              <w:t>return</w:t>
+            </w:r>
+            <w:proofErr w:type="gramEnd"/>
+            <w:r>
+              <w:t xml:space="preserve"> new state manually</w:t>
             </w:r>
           </w:p>
         </w:tc>
@@ -1520,7 +1621,15 @@
           </w:tcPr>
           <w:p>
             <w:r>
-              <w:t>Handles API calls, caching, loading states, etc.</w:t>
+              <w:t xml:space="preserve">Handles API calls, </w:t>
+            </w:r>
+            <w:proofErr w:type="gramStart"/>
+            <w:r>
+              <w:t>caching</w:t>
+            </w:r>
+            <w:proofErr w:type="gramEnd"/>
+            <w:r>
+              <w:t>, loading states, etc.</w:t>
             </w:r>
           </w:p>
         </w:tc>
@@ -1634,23 +1743,33 @@
     <w:p/>
     <w:p>
       <w:r>
-        <w:t xml:space="preserve">import { </w:t>
+        <w:t xml:space="preserve">import </w:t>
+      </w:r>
+      <w:proofErr w:type="gramStart"/>
+      <w:r>
+        <w:t xml:space="preserve">{ </w:t>
       </w:r>
       <w:proofErr w:type="spellStart"/>
       <w:r>
         <w:t>createApi</w:t>
       </w:r>
       <w:proofErr w:type="spellEnd"/>
+      <w:proofErr w:type="gramEnd"/>
       <w:r>
         <w:t xml:space="preserve">, </w:t>
       </w:r>
       <w:proofErr w:type="spellStart"/>
+      <w:proofErr w:type="gramStart"/>
       <w:r>
         <w:t>fetchBaseQuery</w:t>
       </w:r>
       <w:proofErr w:type="spellEnd"/>
       <w:r>
-        <w:t xml:space="preserve"> } from '@</w:t>
+        <w:t xml:space="preserve"> }</w:t>
+      </w:r>
+      <w:proofErr w:type="gramEnd"/>
+      <w:r>
+        <w:t xml:space="preserve"> from '@</w:t>
       </w:r>
       <w:proofErr w:type="spellStart"/>
       <w:r>
@@ -1675,192 +1794,231 @@
         <w:t xml:space="preserve"> = </w:t>
       </w:r>
       <w:proofErr w:type="spellStart"/>
+      <w:proofErr w:type="gramStart"/>
       <w:r>
         <w:t>createApi</w:t>
       </w:r>
       <w:proofErr w:type="spellEnd"/>
       <w:r>
+        <w:t>(</w:t>
+      </w:r>
+      <w:proofErr w:type="gramEnd"/>
+      <w:r>
+        <w:t>{</w:t>
+      </w:r>
+    </w:p>
+    <w:p>
+      <w:r>
+        <w:t xml:space="preserve">  </w:t>
+      </w:r>
+      <w:proofErr w:type="spellStart"/>
+      <w:r>
+        <w:t>reducerPath</w:t>
+      </w:r>
+      <w:proofErr w:type="spellEnd"/>
+      <w:r>
+        <w:t>: '</w:t>
+      </w:r>
+      <w:proofErr w:type="spellStart"/>
+      <w:r>
+        <w:t>cartApi</w:t>
+      </w:r>
+      <w:proofErr w:type="spellEnd"/>
+      <w:r>
+        <w:t>',</w:t>
+      </w:r>
+    </w:p>
+    <w:p>
+      <w:r>
+        <w:t xml:space="preserve">  </w:t>
+      </w:r>
+      <w:proofErr w:type="spellStart"/>
+      <w:r>
+        <w:t>baseQuery</w:t>
+      </w:r>
+      <w:proofErr w:type="spellEnd"/>
+      <w:r>
+        <w:t xml:space="preserve">: </w:t>
+      </w:r>
+      <w:proofErr w:type="spellStart"/>
+      <w:proofErr w:type="gramStart"/>
+      <w:r>
+        <w:t>fetchBaseQuery</w:t>
+      </w:r>
+      <w:proofErr w:type="spellEnd"/>
+      <w:r>
+        <w:t xml:space="preserve">({ </w:t>
+      </w:r>
+      <w:proofErr w:type="spellStart"/>
+      <w:r>
+        <w:t>baseUrl</w:t>
+      </w:r>
+      <w:proofErr w:type="spellEnd"/>
+      <w:proofErr w:type="gramEnd"/>
+      <w:r>
+        <w:t>: '/</w:t>
+      </w:r>
+      <w:proofErr w:type="spellStart"/>
+      <w:r>
+        <w:t>api</w:t>
+      </w:r>
+      <w:proofErr w:type="spellEnd"/>
+      <w:proofErr w:type="gramStart"/>
+      <w:r>
+        <w:t>' }</w:t>
+      </w:r>
+      <w:proofErr w:type="gramEnd"/>
+      <w:r>
+        <w:t>),</w:t>
+      </w:r>
+    </w:p>
+    <w:p>
+      <w:r>
+        <w:t xml:space="preserve">  endpoints: (builder) =</w:t>
+      </w:r>
+      <w:proofErr w:type="gramStart"/>
+      <w:r>
+        <w:t>&gt; ({</w:t>
+      </w:r>
+      <w:proofErr w:type="gramEnd"/>
+    </w:p>
+    <w:p>
+      <w:r>
+        <w:t xml:space="preserve">    </w:t>
+      </w:r>
+      <w:proofErr w:type="spellStart"/>
+      <w:r>
+        <w:t>getCartItems</w:t>
+      </w:r>
+      <w:proofErr w:type="spellEnd"/>
+      <w:r>
+        <w:t xml:space="preserve">: </w:t>
+      </w:r>
+      <w:proofErr w:type="spellStart"/>
+      <w:proofErr w:type="gramStart"/>
+      <w:r>
+        <w:t>builder.query</w:t>
+      </w:r>
+      <w:proofErr w:type="spellEnd"/>
+      <w:proofErr w:type="gramEnd"/>
+      <w:r>
         <w:t>({</w:t>
       </w:r>
     </w:p>
     <w:p>
       <w:r>
-        <w:t xml:space="preserve">  </w:t>
-      </w:r>
-      <w:proofErr w:type="spellStart"/>
-      <w:r>
-        <w:t>reducerPath</w:t>
-      </w:r>
-      <w:proofErr w:type="spellEnd"/>
-      <w:r>
-        <w:t>: '</w:t>
+        <w:t xml:space="preserve">      query: () =&gt; '/cart',</w:t>
+      </w:r>
+    </w:p>
+    <w:p>
+      <w:r>
+        <w:t xml:space="preserve">    }),</w:t>
+      </w:r>
+    </w:p>
+    <w:p>
+      <w:r>
+        <w:t xml:space="preserve">  }),</w:t>
+      </w:r>
+    </w:p>
+    <w:p>
+      <w:r>
+        <w:t>})</w:t>
+      </w:r>
+    </w:p>
+    <w:p/>
+    <w:p>
+      <w:r>
+        <w:t xml:space="preserve">export const </w:t>
+      </w:r>
+      <w:proofErr w:type="gramStart"/>
+      <w:r>
+        <w:t xml:space="preserve">{ </w:t>
+      </w:r>
+      <w:proofErr w:type="spellStart"/>
+      <w:r>
+        <w:t>useGetCartItemsQuery</w:t>
+      </w:r>
+      <w:proofErr w:type="spellEnd"/>
+      <w:proofErr w:type="gramEnd"/>
+      <w:r>
+        <w:t xml:space="preserve"> } = </w:t>
       </w:r>
       <w:proofErr w:type="spellStart"/>
       <w:r>
         <w:t>cartApi</w:t>
       </w:r>
       <w:proofErr w:type="spellEnd"/>
-      <w:r>
-        <w:t>',</w:t>
-      </w:r>
-    </w:p>
-    <w:p>
-      <w:r>
-        <w:t xml:space="preserve">  </w:t>
-      </w:r>
-      <w:proofErr w:type="spellStart"/>
-      <w:r>
-        <w:t>baseQuery</w:t>
-      </w:r>
-      <w:proofErr w:type="spellEnd"/>
-      <w:r>
-        <w:t xml:space="preserve">: </w:t>
-      </w:r>
-      <w:proofErr w:type="spellStart"/>
+    </w:p>
+    <w:p/>
+    <w:p>
+      <w:r>
+        <w:t>Example:</w:t>
+      </w:r>
+    </w:p>
+    <w:p>
+      <w:r>
+        <w:t xml:space="preserve">import </w:t>
+      </w:r>
+      <w:proofErr w:type="gramStart"/>
+      <w:r>
+        <w:t xml:space="preserve">{ </w:t>
+      </w:r>
+      <w:proofErr w:type="spellStart"/>
+      <w:r>
+        <w:t>createApi</w:t>
+      </w:r>
+      <w:proofErr w:type="spellEnd"/>
+      <w:proofErr w:type="gramEnd"/>
+      <w:r>
+        <w:t xml:space="preserve">, </w:t>
+      </w:r>
+      <w:proofErr w:type="spellStart"/>
+      <w:proofErr w:type="gramStart"/>
       <w:r>
         <w:t>fetchBaseQuery</w:t>
       </w:r>
       <w:proofErr w:type="spellEnd"/>
       <w:r>
-        <w:t xml:space="preserve">({ </w:t>
-      </w:r>
-      <w:proofErr w:type="spellStart"/>
-      <w:r>
-        <w:t>baseUrl</w:t>
-      </w:r>
-      <w:proofErr w:type="spellEnd"/>
-      <w:r>
-        <w:t>: '/</w:t>
-      </w:r>
-      <w:proofErr w:type="spellStart"/>
-      <w:r>
-        <w:t>api</w:t>
-      </w:r>
-      <w:proofErr w:type="spellEnd"/>
-      <w:r>
-        <w:t>' }),</w:t>
-      </w:r>
-    </w:p>
-    <w:p>
-      <w:r>
-        <w:t xml:space="preserve">  endpoints: (builder) =&gt; ({</w:t>
-      </w:r>
-    </w:p>
-    <w:p>
-      <w:r>
-        <w:t xml:space="preserve">    </w:t>
-      </w:r>
-      <w:proofErr w:type="spellStart"/>
-      <w:r>
-        <w:t>getCartItems</w:t>
-      </w:r>
-      <w:proofErr w:type="spellEnd"/>
-      <w:r>
-        <w:t xml:space="preserve">: </w:t>
-      </w:r>
-      <w:proofErr w:type="spellStart"/>
-      <w:r>
-        <w:t>builder.query</w:t>
-      </w:r>
-      <w:proofErr w:type="spellEnd"/>
-      <w:r>
-        <w:t>({</w:t>
-      </w:r>
-    </w:p>
-    <w:p>
-      <w:r>
-        <w:t xml:space="preserve">      query: () =&gt; '/cart',</w:t>
-      </w:r>
-    </w:p>
-    <w:p>
-      <w:r>
-        <w:t xml:space="preserve">    }),</w:t>
-      </w:r>
-    </w:p>
-    <w:p>
-      <w:r>
-        <w:t xml:space="preserve">  }),</w:t>
-      </w:r>
-    </w:p>
-    <w:p>
-      <w:r>
-        <w:t>})</w:t>
+        <w:t xml:space="preserve"> }</w:t>
+      </w:r>
+      <w:proofErr w:type="gramEnd"/>
+      <w:r>
+        <w:t xml:space="preserve"> from '@</w:t>
+      </w:r>
+      <w:proofErr w:type="spellStart"/>
+      <w:r>
+        <w:t>reduxjs</w:t>
+      </w:r>
+      <w:proofErr w:type="spellEnd"/>
+      <w:r>
+        <w:t>/toolkit/query/react'</w:t>
       </w:r>
     </w:p>
     <w:p/>
     <w:p>
       <w:r>
-        <w:t xml:space="preserve">export const { </w:t>
-      </w:r>
-      <w:proofErr w:type="spellStart"/>
-      <w:r>
-        <w:t>useGetCartItemsQuery</w:t>
-      </w:r>
-      <w:proofErr w:type="spellEnd"/>
-      <w:r>
-        <w:t xml:space="preserve"> } = </w:t>
+        <w:t xml:space="preserve">export const </w:t>
       </w:r>
       <w:proofErr w:type="spellStart"/>
       <w:r>
         <w:t>cartApi</w:t>
       </w:r>
       <w:proofErr w:type="spellEnd"/>
-    </w:p>
-    <w:p/>
-    <w:p>
-      <w:r>
-        <w:t>Example:</w:t>
-      </w:r>
-    </w:p>
-    <w:p>
-      <w:r>
-        <w:t xml:space="preserve">import { </w:t>
-      </w:r>
-      <w:proofErr w:type="spellStart"/>
+      <w:r>
+        <w:t xml:space="preserve"> = </w:t>
+      </w:r>
+      <w:proofErr w:type="spellStart"/>
+      <w:proofErr w:type="gramStart"/>
       <w:r>
         <w:t>createApi</w:t>
       </w:r>
       <w:proofErr w:type="spellEnd"/>
       <w:r>
-        <w:t xml:space="preserve">, </w:t>
-      </w:r>
-      <w:proofErr w:type="spellStart"/>
-      <w:r>
-        <w:t>fetchBaseQuery</w:t>
-      </w:r>
-      <w:proofErr w:type="spellEnd"/>
-      <w:r>
-        <w:t xml:space="preserve"> } from '@</w:t>
-      </w:r>
-      <w:proofErr w:type="spellStart"/>
-      <w:r>
-        <w:t>reduxjs</w:t>
-      </w:r>
-      <w:proofErr w:type="spellEnd"/>
-      <w:r>
-        <w:t>/toolkit/query/react'</w:t>
-      </w:r>
-    </w:p>
-    <w:p/>
-    <w:p>
-      <w:r>
-        <w:t xml:space="preserve">export const </w:t>
-      </w:r>
-      <w:proofErr w:type="spellStart"/>
-      <w:r>
-        <w:t>cartApi</w:t>
-      </w:r>
-      <w:proofErr w:type="spellEnd"/>
-      <w:r>
-        <w:t xml:space="preserve"> = </w:t>
-      </w:r>
-      <w:proofErr w:type="spellStart"/>
-      <w:r>
-        <w:t>createApi</w:t>
-      </w:r>
-      <w:proofErr w:type="spellEnd"/>
-      <w:r>
-        <w:t>({</w:t>
+        <w:t>(</w:t>
+      </w:r>
+      <w:proofErr w:type="gramEnd"/>
+      <w:r>
+        <w:t>{</w:t>
       </w:r>
     </w:p>
     <w:p>
@@ -1898,6 +2056,7 @@
         <w:t xml:space="preserve">: </w:t>
       </w:r>
       <w:proofErr w:type="spellStart"/>
+      <w:proofErr w:type="gramStart"/>
       <w:r>
         <w:t>fetchBaseQuery</w:t>
       </w:r>
@@ -1910,6 +2069,7 @@
         <w:t>baseUrl</w:t>
       </w:r>
       <w:proofErr w:type="spellEnd"/>
+      <w:proofErr w:type="gramEnd"/>
       <w:r>
         <w:t>: '/</w:t>
       </w:r>
@@ -1918,14 +2078,24 @@
         <w:t>api</w:t>
       </w:r>
       <w:proofErr w:type="spellEnd"/>
-      <w:r>
-        <w:t>' }),</w:t>
-      </w:r>
-    </w:p>
-    <w:p>
-      <w:r>
-        <w:t xml:space="preserve">  endpoints: (builder) =&gt; ({</w:t>
-      </w:r>
+      <w:proofErr w:type="gramStart"/>
+      <w:r>
+        <w:t>' }</w:t>
+      </w:r>
+      <w:proofErr w:type="gramEnd"/>
+      <w:r>
+        <w:t>),</w:t>
+      </w:r>
+    </w:p>
+    <w:p>
+      <w:r>
+        <w:t xml:space="preserve">  endpoints: (builder) =</w:t>
+      </w:r>
+      <w:proofErr w:type="gramStart"/>
+      <w:r>
+        <w:t>&gt; ({</w:t>
+      </w:r>
+      <w:proofErr w:type="gramEnd"/>
     </w:p>
     <w:p>
       <w:r>
@@ -1940,10 +2110,12 @@
         <w:t xml:space="preserve">: </w:t>
       </w:r>
       <w:proofErr w:type="spellStart"/>
+      <w:proofErr w:type="gramStart"/>
       <w:r>
         <w:t>builder.query</w:t>
       </w:r>
       <w:proofErr w:type="spellEnd"/>
+      <w:proofErr w:type="gramEnd"/>
       <w:r>
         <w:t>({</w:t>
       </w:r>
@@ -1971,13 +2143,18 @@
     <w:p/>
     <w:p>
       <w:r>
-        <w:t xml:space="preserve">export const { </w:t>
+        <w:t xml:space="preserve">export const </w:t>
+      </w:r>
+      <w:proofErr w:type="gramStart"/>
+      <w:r>
+        <w:t xml:space="preserve">{ </w:t>
       </w:r>
       <w:proofErr w:type="spellStart"/>
       <w:r>
         <w:t>useGetCartItemsQuery</w:t>
       </w:r>
       <w:proofErr w:type="spellEnd"/>
+      <w:proofErr w:type="gramEnd"/>
       <w:r>
         <w:t xml:space="preserve"> } = </w:t>
       </w:r>
@@ -1994,22 +2171,44 @@
     </w:p>
     <w:p>
       <w:r>
-        <w:t>function Cart() {</w:t>
-      </w:r>
-    </w:p>
-    <w:p>
-      <w:r>
-        <w:t xml:space="preserve">  const { data, </w:t>
-      </w:r>
-      <w:proofErr w:type="spellStart"/>
+        <w:t xml:space="preserve">function </w:t>
+      </w:r>
+      <w:proofErr w:type="gramStart"/>
+      <w:r>
+        <w:t>Cart(</w:t>
+      </w:r>
+      <w:proofErr w:type="gramEnd"/>
+      <w:r>
+        <w:t>) {</w:t>
+      </w:r>
+    </w:p>
+    <w:p>
+      <w:r>
+        <w:t xml:space="preserve">  const </w:t>
+      </w:r>
+      <w:proofErr w:type="gramStart"/>
+      <w:r>
+        <w:t>{ data</w:t>
+      </w:r>
+      <w:proofErr w:type="gramEnd"/>
+      <w:r>
+        <w:t xml:space="preserve">, </w:t>
+      </w:r>
+      <w:proofErr w:type="spellStart"/>
+      <w:proofErr w:type="gramStart"/>
       <w:r>
         <w:t>isLoading</w:t>
       </w:r>
       <w:proofErr w:type="spellEnd"/>
       <w:r>
-        <w:t xml:space="preserve"> } = </w:t>
-      </w:r>
-      <w:proofErr w:type="spellStart"/>
+        <w:t xml:space="preserve"> }</w:t>
+      </w:r>
+      <w:proofErr w:type="gramEnd"/>
+      <w:r>
+        <w:t xml:space="preserve"> = </w:t>
+      </w:r>
+      <w:proofErr w:type="spellStart"/>
+      <w:proofErr w:type="gramStart"/>
       <w:r>
         <w:t>useGetCartItemsQuery</w:t>
       </w:r>
@@ -2017,6 +2216,7 @@
       <w:r>
         <w:t>();</w:t>
       </w:r>
+      <w:proofErr w:type="gramEnd"/>
     </w:p>
     <w:p>
       <w:r>
@@ -2028,21 +2228,33 @@
       </w:r>
       <w:proofErr w:type="spellEnd"/>
       <w:r>
-        <w:t>) return &lt;p&gt;Loading...&lt;/p&gt;;</w:t>
-      </w:r>
+        <w:t>) return &lt;p&gt;Loading...&lt;/p</w:t>
+      </w:r>
+      <w:proofErr w:type="gramStart"/>
+      <w:r>
+        <w:t>&gt;;</w:t>
+      </w:r>
+      <w:proofErr w:type="gramEnd"/>
     </w:p>
     <w:p>
       <w:r>
         <w:t xml:space="preserve">  return &lt;div&gt;{</w:t>
       </w:r>
       <w:proofErr w:type="spellStart"/>
+      <w:proofErr w:type="gramStart"/>
       <w:r>
         <w:t>data.length</w:t>
       </w:r>
       <w:proofErr w:type="spellEnd"/>
-      <w:r>
-        <w:t>} items&lt;/div&gt;;</w:t>
-      </w:r>
+      <w:proofErr w:type="gramEnd"/>
+      <w:r>
+        <w:t>} items&lt;/div</w:t>
+      </w:r>
+      <w:proofErr w:type="gramStart"/>
+      <w:r>
+        <w:t>&gt;;</w:t>
+      </w:r>
+      <w:proofErr w:type="gramEnd"/>
     </w:p>
     <w:p>
       <w:r>
@@ -2344,9 +2556,18 @@
     <w:p>
       <w:r>
         <w:lastRenderedPageBreak/>
-        <w:t xml:space="preserve">const { data } = </w:t>
-      </w:r>
-      <w:proofErr w:type="spellStart"/>
+        <w:t xml:space="preserve">const </w:t>
+      </w:r>
+      <w:proofErr w:type="gramStart"/>
+      <w:r>
+        <w:t>{ data</w:t>
+      </w:r>
+      <w:proofErr w:type="gramEnd"/>
+      <w:r>
+        <w:t xml:space="preserve"> } = </w:t>
+      </w:r>
+      <w:proofErr w:type="spellStart"/>
+      <w:proofErr w:type="gramStart"/>
       <w:r>
         <w:t>useGetCartItemsQuery</w:t>
       </w:r>
@@ -2354,6 +2575,7 @@
       <w:r>
         <w:t>();</w:t>
       </w:r>
+      <w:proofErr w:type="gramEnd"/>
     </w:p>
     <w:p>
       <w:r>
@@ -2401,12 +2623,17 @@
         <w:t xml:space="preserve"> = </w:t>
       </w:r>
       <w:proofErr w:type="spellStart"/>
+      <w:proofErr w:type="gramStart"/>
       <w:r>
         <w:t>createSlice</w:t>
       </w:r>
       <w:proofErr w:type="spellEnd"/>
       <w:r>
-        <w:t>({</w:t>
+        <w:t>(</w:t>
+      </w:r>
+      <w:proofErr w:type="gramEnd"/>
+      <w:r>
+        <w:t>{</w:t>
       </w:r>
     </w:p>
     <w:p>
@@ -2429,8 +2656,13 @@
     </w:p>
     <w:p>
       <w:r>
-        <w:t xml:space="preserve">  reducers: {</w:t>
-      </w:r>
+        <w:t xml:space="preserve">  </w:t>
+      </w:r>
+      <w:proofErr w:type="gramStart"/>
+      <w:r>
+        <w:t>reducers: {</w:t>
+      </w:r>
+      <w:proofErr w:type="gramEnd"/>
     </w:p>
     <w:p>
       <w:r>
@@ -2442,23 +2674,41 @@
       </w:r>
       <w:proofErr w:type="spellEnd"/>
       <w:r>
-        <w:t xml:space="preserve">: (state, action) =&gt; { </w:t>
-      </w:r>
-      <w:proofErr w:type="spellStart"/>
-      <w:r>
-        <w:t>state.push</w:t>
+        <w:t xml:space="preserve">: (state, action) =&gt; </w:t>
+      </w:r>
+      <w:proofErr w:type="gramStart"/>
+      <w:r>
+        <w:t xml:space="preserve">{ </w:t>
+      </w:r>
+      <w:proofErr w:type="spellStart"/>
+      <w:r>
+        <w:t>state</w:t>
+      </w:r>
+      <w:proofErr w:type="gramEnd"/>
+      <w:r>
+        <w:t>.push</w:t>
       </w:r>
       <w:proofErr w:type="spellEnd"/>
       <w:r>
         <w:t>(</w:t>
       </w:r>
       <w:proofErr w:type="spellStart"/>
+      <w:proofErr w:type="gramStart"/>
       <w:r>
         <w:t>action.payload</w:t>
       </w:r>
       <w:proofErr w:type="spellEnd"/>
-      <w:r>
-        <w:t>); },</w:t>
+      <w:proofErr w:type="gramEnd"/>
+      <w:r>
+        <w:t>)</w:t>
+      </w:r>
+      <w:proofErr w:type="gramStart"/>
+      <w:r>
+        <w:t>; }</w:t>
+      </w:r>
+      <w:proofErr w:type="gramEnd"/>
+      <w:r>
+        <w:t>,</w:t>
       </w:r>
     </w:p>
     <w:p>
@@ -2474,10 +2724,12 @@
         <w:t xml:space="preserve">: (state, action) =&gt; </w:t>
       </w:r>
       <w:proofErr w:type="spellStart"/>
+      <w:proofErr w:type="gramStart"/>
       <w:r>
         <w:t>state.filter</w:t>
       </w:r>
       <w:proofErr w:type="spellEnd"/>
+      <w:proofErr w:type="gramEnd"/>
       <w:r>
         <w:t>(</w:t>
       </w:r>
@@ -2487,13 +2739,23 @@
       </w:r>
       <w:proofErr w:type="spellEnd"/>
       <w:r>
-        <w:t xml:space="preserve"> =&gt; i.id !== </w:t>
-      </w:r>
-      <w:proofErr w:type="spellStart"/>
+        <w:t xml:space="preserve"> =&gt; i.</w:t>
+      </w:r>
+      <w:proofErr w:type="gramStart"/>
+      <w:r>
+        <w:t>id !</w:t>
+      </w:r>
+      <w:proofErr w:type="gramEnd"/>
+      <w:r>
+        <w:t xml:space="preserve">== </w:t>
+      </w:r>
+      <w:proofErr w:type="spellStart"/>
+      <w:proofErr w:type="gramStart"/>
       <w:r>
         <w:t>action.payload</w:t>
       </w:r>
       <w:proofErr w:type="spellEnd"/>
+      <w:proofErr w:type="gramEnd"/>
       <w:r>
         <w:t>)</w:t>
       </w:r>
@@ -2505,8 +2767,13 @@
     </w:p>
     <w:p>
       <w:r>
-        <w:t>});</w:t>
-      </w:r>
+        <w:t>}</w:t>
+      </w:r>
+      <w:proofErr w:type="gramStart"/>
+      <w:r>
+        <w:t>);</w:t>
+      </w:r>
+      <w:proofErr w:type="gramEnd"/>
     </w:p>
     <w:p>
       <w:r>
@@ -2778,8 +3045,13 @@
       </w:r>
     </w:p>
     <w:p>
-      <w:r>
-        <w:t xml:space="preserve">how to use both things together </w:t>
+      <w:proofErr w:type="gramStart"/>
+      <w:r>
+        <w:t>how</w:t>
+      </w:r>
+      <w:proofErr w:type="gramEnd"/>
+      <w:r>
+        <w:t xml:space="preserve"> to use both things together </w:t>
       </w:r>
     </w:p>
     <w:p>
@@ -2808,7 +3080,15 @@
         <w:t>😍</w:t>
       </w:r>
       <w:r>
-        <w:t xml:space="preserve"> — this is where your understanding really levels up from </w:t>
+        <w:t xml:space="preserve"> — this is where </w:t>
+      </w:r>
+      <w:proofErr w:type="gramStart"/>
+      <w:r>
+        <w:t>your</w:t>
+      </w:r>
+      <w:proofErr w:type="gramEnd"/>
+      <w:r>
+        <w:t xml:space="preserve"> understanding really levels up from </w:t>
       </w:r>
       <w:r>
         <w:rPr>
@@ -2985,7 +3265,23 @@
           <w:b/>
           <w:bCs/>
         </w:rPr>
-        <w:t>manage user actions and derived logic via Slice</w:t>
+        <w:t xml:space="preserve">manage user actions and </w:t>
+      </w:r>
+      <w:proofErr w:type="gramStart"/>
+      <w:r>
+        <w:rPr>
+          <w:b/>
+          <w:bCs/>
+        </w:rPr>
+        <w:t>derived</w:t>
+      </w:r>
+      <w:proofErr w:type="gramEnd"/>
+      <w:r>
+        <w:rPr>
+          <w:b/>
+          <w:bCs/>
+        </w:rPr>
+        <w:t xml:space="preserve"> logic via Slice</w:t>
       </w:r>
       <w:r>
         <w:t>.</w:t>
@@ -3123,23 +3419,33 @@
     </w:p>
     <w:p>
       <w:r>
-        <w:t xml:space="preserve">import { </w:t>
+        <w:t xml:space="preserve">import </w:t>
+      </w:r>
+      <w:proofErr w:type="gramStart"/>
+      <w:r>
+        <w:t xml:space="preserve">{ </w:t>
       </w:r>
       <w:proofErr w:type="spellStart"/>
       <w:r>
         <w:t>createApi</w:t>
       </w:r>
       <w:proofErr w:type="spellEnd"/>
+      <w:proofErr w:type="gramEnd"/>
       <w:r>
         <w:t xml:space="preserve">, </w:t>
       </w:r>
       <w:proofErr w:type="spellStart"/>
+      <w:proofErr w:type="gramStart"/>
       <w:r>
         <w:t>fetchBaseQuery</w:t>
       </w:r>
       <w:proofErr w:type="spellEnd"/>
       <w:r>
-        <w:t xml:space="preserve"> } from "@</w:t>
+        <w:t xml:space="preserve"> }</w:t>
+      </w:r>
+      <w:proofErr w:type="gramEnd"/>
+      <w:r>
+        <w:t xml:space="preserve"> from "@</w:t>
       </w:r>
       <w:proofErr w:type="spellStart"/>
       <w:r>
@@ -3147,8 +3453,13 @@
       </w:r>
       <w:proofErr w:type="spellEnd"/>
       <w:r>
-        <w:t>/toolkit/query/react";</w:t>
-      </w:r>
+        <w:t>/toolkit/query/react</w:t>
+      </w:r>
+      <w:proofErr w:type="gramStart"/>
+      <w:r>
+        <w:t>";</w:t>
+      </w:r>
+      <w:proofErr w:type="gramEnd"/>
     </w:p>
     <w:p/>
     <w:p>
@@ -3164,131 +3475,165 @@
         <w:t xml:space="preserve"> = </w:t>
       </w:r>
       <w:proofErr w:type="spellStart"/>
+      <w:proofErr w:type="gramStart"/>
       <w:r>
         <w:t>createApi</w:t>
       </w:r>
       <w:proofErr w:type="spellEnd"/>
       <w:r>
+        <w:t>(</w:t>
+      </w:r>
+      <w:proofErr w:type="gramEnd"/>
+      <w:r>
+        <w:t>{</w:t>
+      </w:r>
+    </w:p>
+    <w:p>
+      <w:r>
+        <w:t xml:space="preserve">  </w:t>
+      </w:r>
+      <w:proofErr w:type="spellStart"/>
+      <w:r>
+        <w:t>reducerPath</w:t>
+      </w:r>
+      <w:proofErr w:type="spellEnd"/>
+      <w:r>
+        <w:t>: "</w:t>
+      </w:r>
+      <w:proofErr w:type="spellStart"/>
+      <w:r>
+        <w:t>cartApi</w:t>
+      </w:r>
+      <w:proofErr w:type="spellEnd"/>
+      <w:r>
+        <w:t>",</w:t>
+      </w:r>
+    </w:p>
+    <w:p>
+      <w:r>
+        <w:t xml:space="preserve">  </w:t>
+      </w:r>
+      <w:proofErr w:type="spellStart"/>
+      <w:r>
+        <w:t>baseQuery</w:t>
+      </w:r>
+      <w:proofErr w:type="spellEnd"/>
+      <w:r>
+        <w:t xml:space="preserve">: </w:t>
+      </w:r>
+      <w:proofErr w:type="spellStart"/>
+      <w:proofErr w:type="gramStart"/>
+      <w:r>
+        <w:t>fetchBaseQuery</w:t>
+      </w:r>
+      <w:proofErr w:type="spellEnd"/>
+      <w:r>
+        <w:t xml:space="preserve">({ </w:t>
+      </w:r>
+      <w:proofErr w:type="spellStart"/>
+      <w:r>
+        <w:t>baseUrl</w:t>
+      </w:r>
+      <w:proofErr w:type="spellEnd"/>
+      <w:proofErr w:type="gramEnd"/>
+      <w:r>
+        <w:t>: "https://fakestoreapi.com</w:t>
+      </w:r>
+      <w:proofErr w:type="gramStart"/>
+      <w:r>
+        <w:t>" }</w:t>
+      </w:r>
+      <w:proofErr w:type="gramEnd"/>
+      <w:r>
+        <w:t>),</w:t>
+      </w:r>
+    </w:p>
+    <w:p>
+      <w:r>
+        <w:t xml:space="preserve">  endpoints: (builder) =</w:t>
+      </w:r>
+      <w:proofErr w:type="gramStart"/>
+      <w:r>
+        <w:t>&gt; ({</w:t>
+      </w:r>
+      <w:proofErr w:type="gramEnd"/>
+    </w:p>
+    <w:p>
+      <w:r>
+        <w:t xml:space="preserve">    </w:t>
+      </w:r>
+      <w:proofErr w:type="spellStart"/>
+      <w:r>
+        <w:t>getCartItems</w:t>
+      </w:r>
+      <w:proofErr w:type="spellEnd"/>
+      <w:r>
+        <w:t xml:space="preserve">: </w:t>
+      </w:r>
+      <w:proofErr w:type="spellStart"/>
+      <w:proofErr w:type="gramStart"/>
+      <w:r>
+        <w:t>builder.query</w:t>
+      </w:r>
+      <w:proofErr w:type="spellEnd"/>
+      <w:proofErr w:type="gramEnd"/>
+      <w:r>
         <w:t>({</w:t>
       </w:r>
     </w:p>
     <w:p>
       <w:r>
-        <w:t xml:space="preserve">  </w:t>
-      </w:r>
-      <w:proofErr w:type="spellStart"/>
-      <w:r>
-        <w:t>reducerPath</w:t>
-      </w:r>
-      <w:proofErr w:type="spellEnd"/>
-      <w:r>
-        <w:t>: "</w:t>
-      </w:r>
-      <w:proofErr w:type="spellStart"/>
+        <w:t xml:space="preserve">      query: () =&gt; "/products", // pretend this is our cart endpoint</w:t>
+      </w:r>
+    </w:p>
+    <w:p>
+      <w:r>
+        <w:t xml:space="preserve">    }),</w:t>
+      </w:r>
+    </w:p>
+    <w:p>
+      <w:r>
+        <w:t xml:space="preserve">  }),</w:t>
+      </w:r>
+    </w:p>
+    <w:p>
+      <w:r>
+        <w:t>}</w:t>
+      </w:r>
+      <w:proofErr w:type="gramStart"/>
+      <w:r>
+        <w:t>);</w:t>
+      </w:r>
+      <w:proofErr w:type="gramEnd"/>
+    </w:p>
+    <w:p/>
+    <w:p>
+      <w:r>
+        <w:t xml:space="preserve">export const </w:t>
+      </w:r>
+      <w:proofErr w:type="gramStart"/>
+      <w:r>
+        <w:t xml:space="preserve">{ </w:t>
+      </w:r>
+      <w:proofErr w:type="spellStart"/>
+      <w:r>
+        <w:t>useGetCartItemsQuery</w:t>
+      </w:r>
+      <w:proofErr w:type="spellEnd"/>
+      <w:proofErr w:type="gramEnd"/>
+      <w:r>
+        <w:t xml:space="preserve"> } = </w:t>
+      </w:r>
+      <w:proofErr w:type="spellStart"/>
+      <w:proofErr w:type="gramStart"/>
       <w:r>
         <w:t>cartApi</w:t>
       </w:r>
       <w:proofErr w:type="spellEnd"/>
       <w:r>
-        <w:t>",</w:t>
-      </w:r>
-    </w:p>
-    <w:p>
-      <w:r>
-        <w:t xml:space="preserve">  </w:t>
-      </w:r>
-      <w:proofErr w:type="spellStart"/>
-      <w:r>
-        <w:t>baseQuery</w:t>
-      </w:r>
-      <w:proofErr w:type="spellEnd"/>
-      <w:r>
-        <w:t xml:space="preserve">: </w:t>
-      </w:r>
-      <w:proofErr w:type="spellStart"/>
-      <w:r>
-        <w:t>fetchBaseQuery</w:t>
-      </w:r>
-      <w:proofErr w:type="spellEnd"/>
-      <w:r>
-        <w:t xml:space="preserve">({ </w:t>
-      </w:r>
-      <w:proofErr w:type="spellStart"/>
-      <w:r>
-        <w:t>baseUrl</w:t>
-      </w:r>
-      <w:proofErr w:type="spellEnd"/>
-      <w:r>
-        <w:t>: "https://fakestoreapi.com" }),</w:t>
-      </w:r>
-    </w:p>
-    <w:p>
-      <w:r>
-        <w:t xml:space="preserve">  endpoints: (builder) =&gt; ({</w:t>
-      </w:r>
-    </w:p>
-    <w:p>
-      <w:r>
-        <w:t xml:space="preserve">    </w:t>
-      </w:r>
-      <w:proofErr w:type="spellStart"/>
-      <w:r>
-        <w:t>getCartItems</w:t>
-      </w:r>
-      <w:proofErr w:type="spellEnd"/>
-      <w:r>
-        <w:t xml:space="preserve">: </w:t>
-      </w:r>
-      <w:proofErr w:type="spellStart"/>
-      <w:r>
-        <w:t>builder.query</w:t>
-      </w:r>
-      <w:proofErr w:type="spellEnd"/>
-      <w:r>
-        <w:t>({</w:t>
-      </w:r>
-    </w:p>
-    <w:p>
-      <w:r>
-        <w:t xml:space="preserve">      query: () =&gt; "/products", // pretend this is our cart endpoint</w:t>
-      </w:r>
-    </w:p>
-    <w:p>
-      <w:r>
-        <w:t xml:space="preserve">    }),</w:t>
-      </w:r>
-    </w:p>
-    <w:p>
-      <w:r>
-        <w:t xml:space="preserve">  }),</w:t>
-      </w:r>
-    </w:p>
-    <w:p>
-      <w:r>
-        <w:t>});</w:t>
-      </w:r>
-    </w:p>
-    <w:p/>
-    <w:p>
-      <w:r>
-        <w:t xml:space="preserve">export const { </w:t>
-      </w:r>
-      <w:proofErr w:type="spellStart"/>
-      <w:r>
-        <w:t>useGetCartItemsQuery</w:t>
-      </w:r>
-      <w:proofErr w:type="spellEnd"/>
-      <w:r>
-        <w:t xml:space="preserve"> } = </w:t>
-      </w:r>
-      <w:proofErr w:type="spellStart"/>
-      <w:r>
-        <w:t>cartApi</w:t>
-      </w:r>
-      <w:proofErr w:type="spellEnd"/>
-      <w:r>
         <w:t>;</w:t>
       </w:r>
+      <w:proofErr w:type="gramEnd"/>
     </w:p>
     <w:p>
       <w:r>
@@ -3327,13 +3672,18 @@
     </w:p>
     <w:p>
       <w:r>
-        <w:t xml:space="preserve">import { </w:t>
+        <w:t xml:space="preserve">import </w:t>
+      </w:r>
+      <w:proofErr w:type="gramStart"/>
+      <w:r>
+        <w:t xml:space="preserve">{ </w:t>
       </w:r>
       <w:proofErr w:type="spellStart"/>
       <w:r>
         <w:t>createSlice</w:t>
       </w:r>
       <w:proofErr w:type="spellEnd"/>
+      <w:proofErr w:type="gramEnd"/>
       <w:r>
         <w:t xml:space="preserve"> } from "@</w:t>
       </w:r>
@@ -3343,8 +3693,13 @@
       </w:r>
       <w:proofErr w:type="spellEnd"/>
       <w:r>
-        <w:t>/toolkit";</w:t>
-      </w:r>
+        <w:t>/toolkit</w:t>
+      </w:r>
+      <w:proofErr w:type="gramStart"/>
+      <w:r>
+        <w:t>";</w:t>
+      </w:r>
+      <w:proofErr w:type="gramEnd"/>
     </w:p>
     <w:p/>
     <w:p>
@@ -3360,12 +3715,17 @@
         <w:t xml:space="preserve"> = </w:t>
       </w:r>
       <w:proofErr w:type="spellStart"/>
+      <w:proofErr w:type="gramStart"/>
       <w:r>
         <w:t>createSlice</w:t>
       </w:r>
       <w:proofErr w:type="spellEnd"/>
       <w:r>
-        <w:t>({</w:t>
+        <w:t>(</w:t>
+      </w:r>
+      <w:proofErr w:type="gramEnd"/>
+      <w:r>
+        <w:t>{</w:t>
       </w:r>
     </w:p>
     <w:p>
@@ -3378,6 +3738,7 @@
         <w:t xml:space="preserve">  </w:t>
       </w:r>
       <w:proofErr w:type="spellStart"/>
+      <w:proofErr w:type="gramStart"/>
       <w:r>
         <w:t>initialState</w:t>
       </w:r>
@@ -3385,6 +3746,7 @@
       <w:r>
         <w:t>: {</w:t>
       </w:r>
+      <w:proofErr w:type="gramEnd"/>
     </w:p>
     <w:p>
       <w:r>
@@ -3404,8 +3766,13 @@
     </w:p>
     <w:p>
       <w:r>
-        <w:t xml:space="preserve">  reducers: {</w:t>
-      </w:r>
+        <w:t xml:space="preserve">  </w:t>
+      </w:r>
+      <w:proofErr w:type="gramStart"/>
+      <w:r>
+        <w:t>reducers: {</w:t>
+      </w:r>
+      <w:proofErr w:type="gramEnd"/>
     </w:p>
     <w:p>
       <w:r>
@@ -3425,14 +3792,20 @@
         <w:t xml:space="preserve">      </w:t>
       </w:r>
       <w:proofErr w:type="spellStart"/>
-      <w:r>
-        <w:t>state.items.push</w:t>
+      <w:proofErr w:type="gramStart"/>
+      <w:r>
+        <w:t>state.items</w:t>
+      </w:r>
+      <w:proofErr w:type="gramEnd"/>
+      <w:r>
+        <w:t>.push</w:t>
       </w:r>
       <w:proofErr w:type="spellEnd"/>
       <w:r>
         <w:t>(</w:t>
       </w:r>
       <w:proofErr w:type="spellStart"/>
+      <w:proofErr w:type="gramStart"/>
       <w:r>
         <w:t>action.payload</w:t>
       </w:r>
@@ -3440,27 +3813,40 @@
       <w:r>
         <w:t>);</w:t>
       </w:r>
+      <w:proofErr w:type="gramEnd"/>
     </w:p>
     <w:p>
       <w:r>
         <w:t xml:space="preserve">      </w:t>
       </w:r>
       <w:proofErr w:type="spellStart"/>
+      <w:proofErr w:type="gramStart"/>
       <w:r>
         <w:t>state.total</w:t>
       </w:r>
       <w:proofErr w:type="spellEnd"/>
+      <w:proofErr w:type="gramEnd"/>
       <w:r>
         <w:t xml:space="preserve"> += </w:t>
       </w:r>
       <w:proofErr w:type="spellStart"/>
-      <w:r>
-        <w:t>action.payload.price</w:t>
+      <w:proofErr w:type="gramStart"/>
+      <w:r>
+        <w:t>action.payload</w:t>
+      </w:r>
+      <w:proofErr w:type="gramEnd"/>
+      <w:r>
+        <w:t>.</w:t>
+      </w:r>
+      <w:proofErr w:type="gramStart"/>
+      <w:r>
+        <w:t>price</w:t>
       </w:r>
       <w:proofErr w:type="spellEnd"/>
       <w:r>
         <w:t>;</w:t>
       </w:r>
+      <w:proofErr w:type="gramEnd"/>
     </w:p>
     <w:p>
       <w:r>
@@ -3485,14 +3871,24 @@
         <w:t xml:space="preserve">      const index = </w:t>
       </w:r>
       <w:proofErr w:type="spellStart"/>
-      <w:r>
-        <w:t>state.items.findIndex</w:t>
+      <w:proofErr w:type="gramStart"/>
+      <w:r>
+        <w:t>state.items</w:t>
+      </w:r>
+      <w:proofErr w:type="gramEnd"/>
+      <w:r>
+        <w:t>.</w:t>
+      </w:r>
+      <w:proofErr w:type="gramStart"/>
+      <w:r>
+        <w:t>findIndex</w:t>
       </w:r>
       <w:proofErr w:type="spellEnd"/>
       <w:r>
         <w:t>(</w:t>
       </w:r>
       <w:proofErr w:type="spellStart"/>
+      <w:proofErr w:type="gramEnd"/>
       <w:r>
         <w:t>i</w:t>
       </w:r>
@@ -3501,6 +3897,7 @@
         <w:t xml:space="preserve"> =&gt; i.id === </w:t>
       </w:r>
       <w:proofErr w:type="spellStart"/>
+      <w:proofErr w:type="gramStart"/>
       <w:r>
         <w:t>action.payload</w:t>
       </w:r>
@@ -3508,31 +3905,57 @@
       <w:r>
         <w:t>);</w:t>
       </w:r>
-    </w:p>
-    <w:p>
-      <w:r>
-        <w:t xml:space="preserve">      if (index !== -1) {</w:t>
-      </w:r>
+      <w:proofErr w:type="gramEnd"/>
+    </w:p>
+    <w:p>
+      <w:r>
+        <w:t xml:space="preserve">      if (</w:t>
+      </w:r>
+      <w:proofErr w:type="gramStart"/>
+      <w:r>
+        <w:t>index !</w:t>
+      </w:r>
+      <w:proofErr w:type="gramEnd"/>
+      <w:r>
+        <w:t>== -</w:t>
+      </w:r>
+      <w:proofErr w:type="gramStart"/>
+      <w:r>
+        <w:t>1) {</w:t>
+      </w:r>
+      <w:proofErr w:type="gramEnd"/>
     </w:p>
     <w:p>
       <w:r>
         <w:t xml:space="preserve">        </w:t>
       </w:r>
       <w:proofErr w:type="spellStart"/>
+      <w:proofErr w:type="gramStart"/>
       <w:r>
         <w:t>state.total</w:t>
       </w:r>
       <w:proofErr w:type="spellEnd"/>
+      <w:proofErr w:type="gramEnd"/>
       <w:r>
         <w:t xml:space="preserve"> -= </w:t>
       </w:r>
       <w:proofErr w:type="spellStart"/>
+      <w:proofErr w:type="gramStart"/>
       <w:r>
         <w:t>state.items</w:t>
       </w:r>
       <w:proofErr w:type="spellEnd"/>
-      <w:r>
-        <w:t>[index].price;</w:t>
+      <w:proofErr w:type="gramEnd"/>
+      <w:r>
+        <w:t>[index</w:t>
+      </w:r>
+      <w:proofErr w:type="gramStart"/>
+      <w:r>
+        <w:t>].price</w:t>
+      </w:r>
+      <w:proofErr w:type="gramEnd"/>
+      <w:r>
+        <w:t>;</w:t>
       </w:r>
     </w:p>
     <w:p>
@@ -3540,13 +3963,31 @@
         <w:t xml:space="preserve">        </w:t>
       </w:r>
       <w:proofErr w:type="spellStart"/>
-      <w:r>
-        <w:t>state.items.splice</w:t>
-      </w:r>
-      <w:proofErr w:type="spellEnd"/>
-      <w:r>
-        <w:t>(index, 1);</w:t>
-      </w:r>
+      <w:proofErr w:type="gramStart"/>
+      <w:r>
+        <w:t>state.items</w:t>
+      </w:r>
+      <w:proofErr w:type="gramEnd"/>
+      <w:r>
+        <w:t>.</w:t>
+      </w:r>
+      <w:proofErr w:type="gramStart"/>
+      <w:r>
+        <w:t>splice</w:t>
+      </w:r>
+      <w:proofErr w:type="spellEnd"/>
+      <w:r>
+        <w:t>(</w:t>
+      </w:r>
+      <w:proofErr w:type="gramEnd"/>
+      <w:r>
+        <w:t>index, 1</w:t>
+      </w:r>
+      <w:proofErr w:type="gramStart"/>
+      <w:r>
+        <w:t>);</w:t>
+      </w:r>
+      <w:proofErr w:type="gramEnd"/>
     </w:p>
     <w:p>
       <w:r>
@@ -3576,26 +4017,40 @@
         <w:t xml:space="preserve">      </w:t>
       </w:r>
       <w:proofErr w:type="spellStart"/>
+      <w:proofErr w:type="gramStart"/>
       <w:r>
         <w:t>state.items</w:t>
       </w:r>
       <w:proofErr w:type="spellEnd"/>
-      <w:r>
-        <w:t xml:space="preserve"> = [];</w:t>
-      </w:r>
+      <w:proofErr w:type="gramEnd"/>
+      <w:r>
+        <w:t xml:space="preserve"> = [</w:t>
+      </w:r>
+      <w:proofErr w:type="gramStart"/>
+      <w:r>
+        <w:t>];</w:t>
+      </w:r>
+      <w:proofErr w:type="gramEnd"/>
     </w:p>
     <w:p>
       <w:r>
         <w:t xml:space="preserve">      </w:t>
       </w:r>
       <w:proofErr w:type="spellStart"/>
+      <w:proofErr w:type="gramStart"/>
       <w:r>
         <w:t>state.total</w:t>
       </w:r>
       <w:proofErr w:type="spellEnd"/>
-      <w:r>
-        <w:t xml:space="preserve"> = 0;</w:t>
-      </w:r>
+      <w:proofErr w:type="gramEnd"/>
+      <w:r>
+        <w:t xml:space="preserve"> = </w:t>
+      </w:r>
+      <w:proofErr w:type="gramStart"/>
+      <w:r>
+        <w:t>0;</w:t>
+      </w:r>
+      <w:proofErr w:type="gramEnd"/>
     </w:p>
     <w:p>
       <w:r>
@@ -3609,19 +4064,29 @@
     </w:p>
     <w:p>
       <w:r>
-        <w:t>});</w:t>
-      </w:r>
+        <w:t>}</w:t>
+      </w:r>
+      <w:proofErr w:type="gramStart"/>
+      <w:r>
+        <w:t>);</w:t>
+      </w:r>
+      <w:proofErr w:type="gramEnd"/>
     </w:p>
     <w:p/>
     <w:p>
       <w:r>
-        <w:t xml:space="preserve">export const { </w:t>
+        <w:t xml:space="preserve">export const </w:t>
+      </w:r>
+      <w:proofErr w:type="gramStart"/>
+      <w:r>
+        <w:t xml:space="preserve">{ </w:t>
       </w:r>
       <w:proofErr w:type="spellStart"/>
       <w:r>
         <w:t>addToCart</w:t>
       </w:r>
       <w:proofErr w:type="spellEnd"/>
+      <w:proofErr w:type="gramEnd"/>
       <w:r>
         <w:t xml:space="preserve">, </w:t>
       </w:r>
@@ -3634,21 +4099,31 @@
         <w:t xml:space="preserve">, </w:t>
       </w:r>
       <w:proofErr w:type="spellStart"/>
+      <w:proofErr w:type="gramStart"/>
       <w:r>
         <w:t>clearCart</w:t>
       </w:r>
       <w:proofErr w:type="spellEnd"/>
       <w:r>
-        <w:t xml:space="preserve"> } = </w:t>
-      </w:r>
-      <w:proofErr w:type="spellStart"/>
-      <w:r>
-        <w:t>cartSlice.actions</w:t>
+        <w:t xml:space="preserve"> }</w:t>
+      </w:r>
+      <w:proofErr w:type="gramEnd"/>
+      <w:r>
+        <w:t xml:space="preserve"> = </w:t>
+      </w:r>
+      <w:proofErr w:type="spellStart"/>
+      <w:r>
+        <w:t>cartSlice.</w:t>
+      </w:r>
+      <w:proofErr w:type="gramStart"/>
+      <w:r>
+        <w:t>actions</w:t>
       </w:r>
       <w:proofErr w:type="spellEnd"/>
       <w:r>
         <w:t>;</w:t>
       </w:r>
+      <w:proofErr w:type="gramEnd"/>
     </w:p>
     <w:p>
       <w:r>
@@ -3656,12 +4131,17 @@
       </w:r>
       <w:proofErr w:type="spellStart"/>
       <w:r>
-        <w:t>cartSlice.reducer</w:t>
+        <w:t>cartSlice.</w:t>
+      </w:r>
+      <w:proofErr w:type="gramStart"/>
+      <w:r>
+        <w:t>reducer</w:t>
       </w:r>
       <w:proofErr w:type="spellEnd"/>
       <w:r>
         <w:t>;</w:t>
       </w:r>
+      <w:proofErr w:type="gramEnd"/>
     </w:p>
     <w:p>
       <w:r>
@@ -3701,13 +4181,18 @@
     </w:p>
     <w:p>
       <w:r>
-        <w:t xml:space="preserve">import { </w:t>
+        <w:t xml:space="preserve">import </w:t>
+      </w:r>
+      <w:proofErr w:type="gramStart"/>
+      <w:r>
+        <w:t xml:space="preserve">{ </w:t>
       </w:r>
       <w:proofErr w:type="spellStart"/>
       <w:r>
         <w:t>configureStore</w:t>
       </w:r>
       <w:proofErr w:type="spellEnd"/>
+      <w:proofErr w:type="gramEnd"/>
       <w:r>
         <w:t xml:space="preserve"> } from "@</w:t>
       </w:r>
@@ -3717,29 +4202,46 @@
       </w:r>
       <w:proofErr w:type="spellEnd"/>
       <w:r>
-        <w:t>/toolkit";</w:t>
-      </w:r>
-    </w:p>
-    <w:p>
-      <w:r>
-        <w:t xml:space="preserve">import { </w:t>
+        <w:t>/toolkit</w:t>
+      </w:r>
+      <w:proofErr w:type="gramStart"/>
+      <w:r>
+        <w:t>";</w:t>
+      </w:r>
+      <w:proofErr w:type="gramEnd"/>
+    </w:p>
+    <w:p>
+      <w:r>
+        <w:t xml:space="preserve">import </w:t>
+      </w:r>
+      <w:proofErr w:type="gramStart"/>
+      <w:r>
+        <w:t xml:space="preserve">{ </w:t>
       </w:r>
       <w:proofErr w:type="spellStart"/>
       <w:r>
         <w:t>cartApi</w:t>
       </w:r>
       <w:proofErr w:type="spellEnd"/>
-      <w:r>
-        <w:t xml:space="preserve"> } from "./</w:t>
-      </w:r>
-      <w:proofErr w:type="spellStart"/>
+      <w:proofErr w:type="gramEnd"/>
+      <w:r>
+        <w:t xml:space="preserve"> } from </w:t>
+      </w:r>
+      <w:proofErr w:type="gramStart"/>
+      <w:r>
+        <w:t>"./</w:t>
+      </w:r>
+      <w:proofErr w:type="spellStart"/>
+      <w:proofErr w:type="gramEnd"/>
       <w:r>
         <w:t>cartApi</w:t>
       </w:r>
       <w:proofErr w:type="spellEnd"/>
+      <w:proofErr w:type="gramStart"/>
       <w:r>
         <w:t>";</w:t>
       </w:r>
+      <w:proofErr w:type="gramEnd"/>
     </w:p>
     <w:p>
       <w:r>
@@ -3751,16 +4253,23 @@
       </w:r>
       <w:proofErr w:type="spellEnd"/>
       <w:r>
-        <w:t xml:space="preserve"> from "./</w:t>
-      </w:r>
-      <w:proofErr w:type="spellStart"/>
+        <w:t xml:space="preserve"> from </w:t>
+      </w:r>
+      <w:proofErr w:type="gramStart"/>
+      <w:r>
+        <w:t>"./</w:t>
+      </w:r>
+      <w:proofErr w:type="spellStart"/>
+      <w:proofErr w:type="gramEnd"/>
       <w:r>
         <w:t>cartSlice</w:t>
       </w:r>
       <w:proofErr w:type="spellEnd"/>
+      <w:proofErr w:type="gramStart"/>
       <w:r>
         <w:t>";</w:t>
       </w:r>
+      <w:proofErr w:type="gramEnd"/>
     </w:p>
     <w:p/>
     <w:p>
@@ -3768,18 +4277,28 @@
         <w:t xml:space="preserve">export const store = </w:t>
       </w:r>
       <w:proofErr w:type="spellStart"/>
+      <w:proofErr w:type="gramStart"/>
       <w:r>
         <w:t>configureStore</w:t>
       </w:r>
       <w:proofErr w:type="spellEnd"/>
       <w:r>
-        <w:t>({</w:t>
-      </w:r>
-    </w:p>
-    <w:p>
-      <w:r>
-        <w:t xml:space="preserve">  reducer: {</w:t>
-      </w:r>
+        <w:t>(</w:t>
+      </w:r>
+      <w:proofErr w:type="gramEnd"/>
+      <w:r>
+        <w:t>{</w:t>
+      </w:r>
+    </w:p>
+    <w:p>
+      <w:r>
+        <w:t xml:space="preserve">  </w:t>
+      </w:r>
+      <w:proofErr w:type="gramStart"/>
+      <w:r>
+        <w:t>reducer: {</w:t>
+      </w:r>
+      <w:proofErr w:type="gramEnd"/>
     </w:p>
     <w:p>
       <w:r>
@@ -3843,13 +4362,18 @@
       </w:r>
       <w:proofErr w:type="spellEnd"/>
       <w:r>
-        <w:t>().</w:t>
+        <w:t>(</w:t>
+      </w:r>
+      <w:proofErr w:type="gramStart"/>
+      <w:r>
+        <w:t>).</w:t>
       </w:r>
       <w:proofErr w:type="spellStart"/>
       <w:r>
         <w:t>concat</w:t>
       </w:r>
       <w:proofErr w:type="spellEnd"/>
+      <w:proofErr w:type="gramEnd"/>
       <w:r>
         <w:t>(</w:t>
       </w:r>
@@ -3864,8 +4388,13 @@
     </w:p>
     <w:p>
       <w:r>
-        <w:t>});</w:t>
-      </w:r>
+        <w:t>}</w:t>
+      </w:r>
+      <w:proofErr w:type="gramStart"/>
+      <w:r>
+        <w:t>);</w:t>
+      </w:r>
+      <w:proofErr w:type="gramEnd"/>
     </w:p>
     <w:p>
       <w:r>
@@ -3909,79 +4438,128 @@
     </w:p>
     <w:p>
       <w:r>
-        <w:t>import React from "react";</w:t>
-      </w:r>
-    </w:p>
-    <w:p>
-      <w:r>
-        <w:t xml:space="preserve">import { </w:t>
+        <w:t>import React from "react</w:t>
+      </w:r>
+      <w:proofErr w:type="gramStart"/>
+      <w:r>
+        <w:t>";</w:t>
+      </w:r>
+      <w:proofErr w:type="gramEnd"/>
+    </w:p>
+    <w:p>
+      <w:r>
+        <w:t xml:space="preserve">import </w:t>
+      </w:r>
+      <w:proofErr w:type="gramStart"/>
+      <w:r>
+        <w:t xml:space="preserve">{ </w:t>
       </w:r>
       <w:proofErr w:type="spellStart"/>
       <w:r>
         <w:t>useDispatch</w:t>
       </w:r>
       <w:proofErr w:type="spellEnd"/>
+      <w:proofErr w:type="gramEnd"/>
       <w:r>
         <w:t xml:space="preserve">, </w:t>
       </w:r>
       <w:proofErr w:type="spellStart"/>
+      <w:proofErr w:type="gramStart"/>
       <w:r>
         <w:t>useSelector</w:t>
       </w:r>
       <w:proofErr w:type="spellEnd"/>
       <w:r>
-        <w:t xml:space="preserve"> } from "react-redux";</w:t>
-      </w:r>
-    </w:p>
-    <w:p>
-      <w:r>
-        <w:t xml:space="preserve">import { </w:t>
+        <w:t xml:space="preserve"> }</w:t>
+      </w:r>
+      <w:proofErr w:type="gramEnd"/>
+      <w:r>
+        <w:t xml:space="preserve"> from "react-redux</w:t>
+      </w:r>
+      <w:proofErr w:type="gramStart"/>
+      <w:r>
+        <w:t>";</w:t>
+      </w:r>
+      <w:proofErr w:type="gramEnd"/>
+    </w:p>
+    <w:p>
+      <w:r>
+        <w:t xml:space="preserve">import </w:t>
+      </w:r>
+      <w:proofErr w:type="gramStart"/>
+      <w:r>
+        <w:t xml:space="preserve">{ </w:t>
       </w:r>
       <w:proofErr w:type="spellStart"/>
       <w:r>
         <w:t>useGetCartItemsQuery</w:t>
       </w:r>
       <w:proofErr w:type="spellEnd"/>
-      <w:r>
-        <w:t xml:space="preserve"> } from "./</w:t>
-      </w:r>
-      <w:proofErr w:type="spellStart"/>
+      <w:proofErr w:type="gramEnd"/>
+      <w:r>
+        <w:t xml:space="preserve"> } from </w:t>
+      </w:r>
+      <w:proofErr w:type="gramStart"/>
+      <w:r>
+        <w:t>"./</w:t>
+      </w:r>
+      <w:proofErr w:type="spellStart"/>
+      <w:proofErr w:type="gramEnd"/>
       <w:r>
         <w:t>cartApi</w:t>
       </w:r>
       <w:proofErr w:type="spellEnd"/>
+      <w:proofErr w:type="gramStart"/>
       <w:r>
         <w:t>";</w:t>
       </w:r>
-    </w:p>
-    <w:p>
-      <w:r>
-        <w:t xml:space="preserve">import { </w:t>
+      <w:proofErr w:type="gramEnd"/>
+    </w:p>
+    <w:p>
+      <w:r>
+        <w:t xml:space="preserve">import </w:t>
+      </w:r>
+      <w:proofErr w:type="gramStart"/>
+      <w:r>
+        <w:t xml:space="preserve">{ </w:t>
       </w:r>
       <w:proofErr w:type="spellStart"/>
       <w:r>
         <w:t>addToCart</w:t>
       </w:r>
       <w:proofErr w:type="spellEnd"/>
+      <w:proofErr w:type="gramEnd"/>
       <w:r>
         <w:t xml:space="preserve">, </w:t>
       </w:r>
       <w:proofErr w:type="spellStart"/>
+      <w:proofErr w:type="gramStart"/>
       <w:r>
         <w:t>removeFromCart</w:t>
       </w:r>
       <w:proofErr w:type="spellEnd"/>
       <w:r>
-        <w:t xml:space="preserve"> } from "./</w:t>
-      </w:r>
-      <w:proofErr w:type="spellStart"/>
+        <w:t xml:space="preserve"> }</w:t>
+      </w:r>
+      <w:proofErr w:type="gramEnd"/>
+      <w:r>
+        <w:t xml:space="preserve"> from </w:t>
+      </w:r>
+      <w:proofErr w:type="gramStart"/>
+      <w:r>
+        <w:t>"./</w:t>
+      </w:r>
+      <w:proofErr w:type="spellStart"/>
+      <w:proofErr w:type="gramEnd"/>
       <w:r>
         <w:t>cartSlice</w:t>
       </w:r>
       <w:proofErr w:type="spellEnd"/>
+      <w:proofErr w:type="gramStart"/>
       <w:r>
         <w:t>";</w:t>
       </w:r>
+      <w:proofErr w:type="gramEnd"/>
     </w:p>
     <w:p/>
     <w:p>
@@ -3991,17 +4569,31 @@
     </w:p>
     <w:p>
       <w:r>
-        <w:t xml:space="preserve">  const { data, </w:t>
-      </w:r>
-      <w:proofErr w:type="spellStart"/>
+        <w:t xml:space="preserve">  const </w:t>
+      </w:r>
+      <w:proofErr w:type="gramStart"/>
+      <w:r>
+        <w:t>{ data</w:t>
+      </w:r>
+      <w:proofErr w:type="gramEnd"/>
+      <w:r>
+        <w:t xml:space="preserve">, </w:t>
+      </w:r>
+      <w:proofErr w:type="spellStart"/>
+      <w:proofErr w:type="gramStart"/>
       <w:r>
         <w:t>isLoading</w:t>
       </w:r>
       <w:proofErr w:type="spellEnd"/>
       <w:r>
-        <w:t xml:space="preserve"> } = </w:t>
-      </w:r>
-      <w:proofErr w:type="spellStart"/>
+        <w:t xml:space="preserve"> }</w:t>
+      </w:r>
+      <w:proofErr w:type="gramEnd"/>
+      <w:r>
+        <w:t xml:space="preserve"> = </w:t>
+      </w:r>
+      <w:proofErr w:type="spellStart"/>
+      <w:proofErr w:type="gramStart"/>
       <w:r>
         <w:t>useGetCartItemsQuery</w:t>
       </w:r>
@@ -4009,10 +4601,27 @@
       <w:r>
         <w:t>();</w:t>
       </w:r>
-    </w:p>
-    <w:p>
-      <w:r>
-        <w:t xml:space="preserve">  const { items, total } = </w:t>
+      <w:proofErr w:type="gramEnd"/>
+    </w:p>
+    <w:p>
+      <w:r>
+        <w:t xml:space="preserve">  const </w:t>
+      </w:r>
+      <w:proofErr w:type="gramStart"/>
+      <w:r>
+        <w:t>{ items</w:t>
+      </w:r>
+      <w:proofErr w:type="gramEnd"/>
+      <w:r>
+        <w:t xml:space="preserve">, </w:t>
+      </w:r>
+      <w:proofErr w:type="gramStart"/>
+      <w:r>
+        <w:t>total }</w:t>
+      </w:r>
+      <w:proofErr w:type="gramEnd"/>
+      <w:r>
+        <w:t xml:space="preserve"> = </w:t>
       </w:r>
       <w:proofErr w:type="spellStart"/>
       <w:r>
@@ -4023,6 +4632,7 @@
         <w:t xml:space="preserve">((state) =&gt; </w:t>
       </w:r>
       <w:proofErr w:type="spellStart"/>
+      <w:proofErr w:type="gramStart"/>
       <w:r>
         <w:t>state.cart</w:t>
       </w:r>
@@ -4030,12 +4640,14 @@
       <w:r>
         <w:t>);</w:t>
       </w:r>
+      <w:proofErr w:type="gramEnd"/>
     </w:p>
     <w:p>
       <w:r>
         <w:t xml:space="preserve">  const dispatch = </w:t>
       </w:r>
       <w:proofErr w:type="spellStart"/>
+      <w:proofErr w:type="gramStart"/>
       <w:r>
         <w:t>useDispatch</w:t>
       </w:r>
@@ -4043,6 +4655,7 @@
       <w:r>
         <w:t>();</w:t>
       </w:r>
+      <w:proofErr w:type="gramEnd"/>
     </w:p>
     <w:p/>
     <w:p>
@@ -4056,8 +4669,13 @@
       </w:r>
       <w:proofErr w:type="spellEnd"/>
       <w:r>
-        <w:t>) return &lt;p&gt;Loading...&lt;/p&gt;;</w:t>
-      </w:r>
+        <w:t>) return &lt;p&gt;Loading...&lt;/p</w:t>
+      </w:r>
+      <w:proofErr w:type="gramStart"/>
+      <w:r>
+        <w:t>&gt;;</w:t>
+      </w:r>
+      <w:proofErr w:type="gramEnd"/>
     </w:p>
     <w:p/>
     <w:p>
@@ -4089,12 +4707,17 @@
         <w:t xml:space="preserve">      {</w:t>
       </w:r>
       <w:proofErr w:type="spellStart"/>
+      <w:proofErr w:type="gramStart"/>
       <w:r>
         <w:t>data?.map</w:t>
       </w:r>
       <w:proofErr w:type="spellEnd"/>
       <w:r>
-        <w:t>((product) =&gt; (</w:t>
+        <w:t>((</w:t>
+      </w:r>
+      <w:proofErr w:type="gramEnd"/>
+      <w:r>
+        <w:t>product) =&gt; (</w:t>
       </w:r>
     </w:p>
     <w:p>
@@ -4107,10 +4730,12 @@
         <w:t xml:space="preserve">          &lt;p&gt;{</w:t>
       </w:r>
       <w:proofErr w:type="spellStart"/>
+      <w:proofErr w:type="gramStart"/>
       <w:r>
         <w:t>product.title</w:t>
       </w:r>
       <w:proofErr w:type="spellEnd"/>
+      <w:proofErr w:type="gramEnd"/>
       <w:r>
         <w:t>}&lt;/p&gt;</w:t>
       </w:r>
@@ -4124,8 +4749,13 @@
         <w:t>onClick</w:t>
       </w:r>
       <w:proofErr w:type="spellEnd"/>
-      <w:r>
-        <w:t>={() =&gt; dispatch(</w:t>
+      <w:proofErr w:type="gramStart"/>
+      <w:r>
+        <w:t>={</w:t>
+      </w:r>
+      <w:proofErr w:type="gramEnd"/>
+      <w:r>
+        <w:t>() =&gt; dispatch(</w:t>
       </w:r>
       <w:proofErr w:type="spellStart"/>
       <w:r>
@@ -4133,7 +4763,15 @@
       </w:r>
       <w:proofErr w:type="spellEnd"/>
       <w:r>
-        <w:t>(product))}&gt;Add to Cart&lt;/button&gt;</w:t>
+        <w:t>(product</w:t>
+      </w:r>
+      <w:proofErr w:type="gramStart"/>
+      <w:r>
+        <w:t>))}</w:t>
+      </w:r>
+      <w:proofErr w:type="gramEnd"/>
+      <w:r>
+        <w:t>&gt;Add to Cart&lt;/button&gt;</w:t>
       </w:r>
     </w:p>
     <w:p>
@@ -4143,8 +4781,13 @@
     </w:p>
     <w:p>
       <w:r>
-        <w:t xml:space="preserve">      ))}</w:t>
-      </w:r>
+        <w:t xml:space="preserve">      </w:t>
+      </w:r>
+      <w:proofErr w:type="gramStart"/>
+      <w:r>
+        <w:t>))}</w:t>
+      </w:r>
+      <w:proofErr w:type="gramEnd"/>
     </w:p>
     <w:p/>
     <w:p>
@@ -4168,7 +4811,11 @@
     </w:p>
     <w:p>
       <w:r>
-        <w:t xml:space="preserve">      {</w:t>
+        <w:t xml:space="preserve">      </w:t>
+      </w:r>
+      <w:proofErr w:type="gramStart"/>
+      <w:r>
+        <w:t>{</w:t>
       </w:r>
       <w:proofErr w:type="spellStart"/>
       <w:r>
@@ -4176,7 +4823,11 @@
       </w:r>
       <w:proofErr w:type="spellEnd"/>
       <w:r>
-        <w:t>((item) =&gt; (</w:t>
+        <w:t>((</w:t>
+      </w:r>
+      <w:proofErr w:type="gramEnd"/>
+      <w:r>
+        <w:t>item) =&gt; (</w:t>
       </w:r>
     </w:p>
     <w:p>
@@ -4189,10 +4840,12 @@
         <w:t xml:space="preserve">          &lt;p&gt;{</w:t>
       </w:r>
       <w:proofErr w:type="spellStart"/>
+      <w:proofErr w:type="gramStart"/>
       <w:r>
         <w:t>item.title</w:t>
       </w:r>
       <w:proofErr w:type="spellEnd"/>
+      <w:proofErr w:type="gramEnd"/>
       <w:r>
         <w:t>}&lt;/p&gt;</w:t>
       </w:r>
@@ -4206,8 +4859,13 @@
         <w:t>onClick</w:t>
       </w:r>
       <w:proofErr w:type="spellEnd"/>
-      <w:r>
-        <w:t>={() =&gt; dispatch(</w:t>
+      <w:proofErr w:type="gramStart"/>
+      <w:r>
+        <w:t>={</w:t>
+      </w:r>
+      <w:proofErr w:type="gramEnd"/>
+      <w:r>
+        <w:t>() =&gt; dispatch(</w:t>
       </w:r>
       <w:proofErr w:type="spellStart"/>
       <w:r>
@@ -4215,7 +4873,15 @@
       </w:r>
       <w:proofErr w:type="spellEnd"/>
       <w:r>
-        <w:t>(item.id))}&gt;Remove&lt;/button&gt;</w:t>
+        <w:t>(item.id</w:t>
+      </w:r>
+      <w:proofErr w:type="gramStart"/>
+      <w:r>
+        <w:t>))}</w:t>
+      </w:r>
+      <w:proofErr w:type="gramEnd"/>
+      <w:r>
+        <w:t>&gt;Remove&lt;/button&gt;</w:t>
       </w:r>
     </w:p>
     <w:p>
@@ -4225,8 +4891,13 @@
     </w:p>
     <w:p>
       <w:r>
-        <w:t xml:space="preserve">      ))}</w:t>
-      </w:r>
+        <w:t xml:space="preserve">      </w:t>
+      </w:r>
+      <w:proofErr w:type="gramStart"/>
+      <w:r>
+        <w:t>))}</w:t>
+      </w:r>
+      <w:proofErr w:type="gramEnd"/>
     </w:p>
     <w:p>
       <w:r>
@@ -4240,19 +4911,31 @@
     </w:p>
     <w:p>
       <w:r>
-        <w:t xml:space="preserve">  );</w:t>
-      </w:r>
-    </w:p>
-    <w:p>
+        <w:t xml:space="preserve">  </w:t>
+      </w:r>
+      <w:proofErr w:type="gramStart"/>
+      <w:r>
+        <w:t>);</w:t>
+      </w:r>
+      <w:proofErr w:type="gramEnd"/>
+    </w:p>
+    <w:p>
+      <w:proofErr w:type="gramStart"/>
       <w:r>
         <w:t>};</w:t>
       </w:r>
+      <w:proofErr w:type="gramEnd"/>
     </w:p>
     <w:p/>
     <w:p>
       <w:r>
-        <w:t>export default Cart;</w:t>
-      </w:r>
+        <w:t xml:space="preserve">export default </w:t>
+      </w:r>
+      <w:proofErr w:type="gramStart"/>
+      <w:r>
+        <w:t>Cart;</w:t>
+      </w:r>
+      <w:proofErr w:type="gramEnd"/>
     </w:p>
     <w:p>
       <w:r>
@@ -4297,8 +4980,13 @@
     </w:p>
     <w:p>
       <w:r>
-        <w:t>import React from "react";</w:t>
-      </w:r>
+        <w:t>import React from "react</w:t>
+      </w:r>
+      <w:proofErr w:type="gramStart"/>
+      <w:r>
+        <w:t>";</w:t>
+      </w:r>
+      <w:proofErr w:type="gramEnd"/>
     </w:p>
     <w:p>
       <w:r>
@@ -4318,23 +5006,75 @@
       </w:r>
       <w:proofErr w:type="spellEnd"/>
       <w:r>
-        <w:t>/client";</w:t>
-      </w:r>
-    </w:p>
-    <w:p>
-      <w:r>
-        <w:t>import { Provider } from "react-redux";</w:t>
-      </w:r>
-    </w:p>
-    <w:p>
-      <w:r>
-        <w:t>import { store } from "./store";</w:t>
-      </w:r>
-    </w:p>
-    <w:p>
-      <w:r>
-        <w:t>import Cart from "./Cart";</w:t>
-      </w:r>
+        <w:t>/client</w:t>
+      </w:r>
+      <w:proofErr w:type="gramStart"/>
+      <w:r>
+        <w:t>";</w:t>
+      </w:r>
+      <w:proofErr w:type="gramEnd"/>
+    </w:p>
+    <w:p>
+      <w:r>
+        <w:t xml:space="preserve">import </w:t>
+      </w:r>
+      <w:proofErr w:type="gramStart"/>
+      <w:r>
+        <w:t>{ Provider</w:t>
+      </w:r>
+      <w:proofErr w:type="gramEnd"/>
+      <w:r>
+        <w:t xml:space="preserve"> } from "react-redux</w:t>
+      </w:r>
+      <w:proofErr w:type="gramStart"/>
+      <w:r>
+        <w:t>";</w:t>
+      </w:r>
+      <w:proofErr w:type="gramEnd"/>
+    </w:p>
+    <w:p>
+      <w:r>
+        <w:t xml:space="preserve">import </w:t>
+      </w:r>
+      <w:proofErr w:type="gramStart"/>
+      <w:r>
+        <w:t>{ store</w:t>
+      </w:r>
+      <w:proofErr w:type="gramEnd"/>
+      <w:r>
+        <w:t xml:space="preserve"> } from </w:t>
+      </w:r>
+      <w:proofErr w:type="gramStart"/>
+      <w:r>
+        <w:t>"./</w:t>
+      </w:r>
+      <w:proofErr w:type="gramEnd"/>
+      <w:r>
+        <w:t>store</w:t>
+      </w:r>
+      <w:proofErr w:type="gramStart"/>
+      <w:r>
+        <w:t>";</w:t>
+      </w:r>
+      <w:proofErr w:type="gramEnd"/>
+    </w:p>
+    <w:p>
+      <w:r>
+        <w:t xml:space="preserve">import Cart from </w:t>
+      </w:r>
+      <w:proofErr w:type="gramStart"/>
+      <w:r>
+        <w:t>"./</w:t>
+      </w:r>
+      <w:proofErr w:type="gramEnd"/>
+      <w:r>
+        <w:t>Cart</w:t>
+      </w:r>
+      <w:proofErr w:type="gramStart"/>
+      <w:r>
+        <w:t>";</w:t>
+      </w:r>
+      <w:proofErr w:type="gramEnd"/>
     </w:p>
     <w:p/>
     <w:p>
@@ -4347,12 +5087,22 @@
         <w:t>(</w:t>
       </w:r>
       <w:proofErr w:type="spellStart"/>
+      <w:proofErr w:type="gramStart"/>
       <w:r>
         <w:t>document.getElementById</w:t>
       </w:r>
       <w:proofErr w:type="spellEnd"/>
-      <w:r>
-        <w:t>("root")).render(</w:t>
+      <w:proofErr w:type="gramEnd"/>
+      <w:r>
+        <w:t>("</w:t>
+      </w:r>
+      <w:proofErr w:type="gramStart"/>
+      <w:r>
+        <w:t>root")).render</w:t>
+      </w:r>
+      <w:proofErr w:type="gramEnd"/>
+      <w:r>
+        <w:t>(</w:t>
       </w:r>
     </w:p>
     <w:p>
@@ -4371,9 +5121,11 @@
       </w:r>
     </w:p>
     <w:p>
+      <w:proofErr w:type="gramStart"/>
       <w:r>
         <w:t>);</w:t>
       </w:r>
+      <w:proofErr w:type="gramEnd"/>
     </w:p>
     <w:p>
       <w:r>
@@ -4619,8 +5371,21 @@
             <w:hideMark/>
           </w:tcPr>
           <w:p>
-            <w:r>
-              <w:t>So app can use both seamlessly</w:t>
+            <w:proofErr w:type="gramStart"/>
+            <w:r>
+              <w:t>So</w:t>
+            </w:r>
+            <w:proofErr w:type="gramEnd"/>
+            <w:r>
+              <w:t xml:space="preserve"> </w:t>
+            </w:r>
+            <w:proofErr w:type="gramStart"/>
+            <w:r>
+              <w:t>app</w:t>
+            </w:r>
+            <w:proofErr w:type="gramEnd"/>
+            <w:r>
+              <w:t xml:space="preserve"> can use both seamlessly</w:t>
             </w:r>
           </w:p>
         </w:tc>
@@ -4713,7 +5478,15 @@
         <w:t>if we used only RTK Query</w:t>
       </w:r>
       <w:r>
-        <w:t xml:space="preserve"> (no Slice) — so you can see the difference clearly side-by-side?</w:t>
+        <w:t xml:space="preserve"> (no </w:t>
+      </w:r>
+      <w:proofErr w:type="gramStart"/>
+      <w:r>
+        <w:t>Slice) —</w:t>
+      </w:r>
+      <w:proofErr w:type="gramEnd"/>
+      <w:r>
+        <w:t xml:space="preserve"> so you can see the difference clearly side-by-side?</w:t>
       </w:r>
     </w:p>
     <w:p>
@@ -4732,8 +5505,13 @@
       </w:r>
     </w:p>
     <w:p>
-      <w:r>
-        <w:t>do we need to use same approach for notifications as well?</w:t>
+      <w:proofErr w:type="gramStart"/>
+      <w:r>
+        <w:t>do</w:t>
+      </w:r>
+      <w:proofErr w:type="gramEnd"/>
+      <w:r>
+        <w:t xml:space="preserve"> we need to use same approach for notifications as well?</w:t>
       </w:r>
     </w:p>
     <w:p>
@@ -5303,23 +6081,33 @@
     </w:p>
     <w:p>
       <w:r>
-        <w:t xml:space="preserve">import { </w:t>
+        <w:t xml:space="preserve">import </w:t>
+      </w:r>
+      <w:proofErr w:type="gramStart"/>
+      <w:r>
+        <w:t xml:space="preserve">{ </w:t>
       </w:r>
       <w:proofErr w:type="spellStart"/>
       <w:r>
         <w:t>createApi</w:t>
       </w:r>
       <w:proofErr w:type="spellEnd"/>
+      <w:proofErr w:type="gramEnd"/>
       <w:r>
         <w:t xml:space="preserve">, </w:t>
       </w:r>
       <w:proofErr w:type="spellStart"/>
+      <w:proofErr w:type="gramStart"/>
       <w:r>
         <w:t>fetchBaseQuery</w:t>
       </w:r>
       <w:proofErr w:type="spellEnd"/>
       <w:r>
-        <w:t xml:space="preserve"> } from "@</w:t>
+        <w:t xml:space="preserve"> }</w:t>
+      </w:r>
+      <w:proofErr w:type="gramEnd"/>
+      <w:r>
+        <w:t xml:space="preserve"> from "@</w:t>
       </w:r>
       <w:proofErr w:type="spellStart"/>
       <w:r>
@@ -5327,8 +6115,13 @@
       </w:r>
       <w:proofErr w:type="spellEnd"/>
       <w:r>
-        <w:t>/toolkit/query/react";</w:t>
-      </w:r>
+        <w:t>/toolkit/query/react</w:t>
+      </w:r>
+      <w:proofErr w:type="gramStart"/>
+      <w:r>
+        <w:t>";</w:t>
+      </w:r>
+      <w:proofErr w:type="gramEnd"/>
     </w:p>
     <w:p/>
     <w:p>
@@ -5344,131 +6137,165 @@
         <w:t xml:space="preserve"> = </w:t>
       </w:r>
       <w:proofErr w:type="spellStart"/>
+      <w:proofErr w:type="gramStart"/>
       <w:r>
         <w:t>createApi</w:t>
       </w:r>
       <w:proofErr w:type="spellEnd"/>
       <w:r>
+        <w:t>(</w:t>
+      </w:r>
+      <w:proofErr w:type="gramEnd"/>
+      <w:r>
+        <w:t>{</w:t>
+      </w:r>
+    </w:p>
+    <w:p>
+      <w:r>
+        <w:t xml:space="preserve">  </w:t>
+      </w:r>
+      <w:proofErr w:type="spellStart"/>
+      <w:r>
+        <w:t>reducerPath</w:t>
+      </w:r>
+      <w:proofErr w:type="spellEnd"/>
+      <w:r>
+        <w:t>: "</w:t>
+      </w:r>
+      <w:proofErr w:type="spellStart"/>
+      <w:r>
+        <w:t>notificationApi</w:t>
+      </w:r>
+      <w:proofErr w:type="spellEnd"/>
+      <w:r>
+        <w:t>",</w:t>
+      </w:r>
+    </w:p>
+    <w:p>
+      <w:r>
+        <w:t xml:space="preserve">  </w:t>
+      </w:r>
+      <w:proofErr w:type="spellStart"/>
+      <w:r>
+        <w:t>baseQuery</w:t>
+      </w:r>
+      <w:proofErr w:type="spellEnd"/>
+      <w:r>
+        <w:t xml:space="preserve">: </w:t>
+      </w:r>
+      <w:proofErr w:type="spellStart"/>
+      <w:proofErr w:type="gramStart"/>
+      <w:r>
+        <w:t>fetchBaseQuery</w:t>
+      </w:r>
+      <w:proofErr w:type="spellEnd"/>
+      <w:r>
+        <w:t xml:space="preserve">({ </w:t>
+      </w:r>
+      <w:proofErr w:type="spellStart"/>
+      <w:r>
+        <w:t>baseUrl</w:t>
+      </w:r>
+      <w:proofErr w:type="spellEnd"/>
+      <w:proofErr w:type="gramEnd"/>
+      <w:r>
+        <w:t>: "https://api.example.com</w:t>
+      </w:r>
+      <w:proofErr w:type="gramStart"/>
+      <w:r>
+        <w:t>" }</w:t>
+      </w:r>
+      <w:proofErr w:type="gramEnd"/>
+      <w:r>
+        <w:t>),</w:t>
+      </w:r>
+    </w:p>
+    <w:p>
+      <w:r>
+        <w:t xml:space="preserve">  endpoints: (builder) =</w:t>
+      </w:r>
+      <w:proofErr w:type="gramStart"/>
+      <w:r>
+        <w:t>&gt; ({</w:t>
+      </w:r>
+      <w:proofErr w:type="gramEnd"/>
+    </w:p>
+    <w:p>
+      <w:r>
+        <w:t xml:space="preserve">    </w:t>
+      </w:r>
+      <w:proofErr w:type="spellStart"/>
+      <w:r>
+        <w:t>getNotifications</w:t>
+      </w:r>
+      <w:proofErr w:type="spellEnd"/>
+      <w:r>
+        <w:t xml:space="preserve">: </w:t>
+      </w:r>
+      <w:proofErr w:type="spellStart"/>
+      <w:proofErr w:type="gramStart"/>
+      <w:r>
+        <w:t>builder.query</w:t>
+      </w:r>
+      <w:proofErr w:type="spellEnd"/>
+      <w:proofErr w:type="gramEnd"/>
+      <w:r>
         <w:t>({</w:t>
       </w:r>
     </w:p>
     <w:p>
       <w:r>
-        <w:t xml:space="preserve">  </w:t>
-      </w:r>
-      <w:proofErr w:type="spellStart"/>
-      <w:r>
-        <w:t>reducerPath</w:t>
-      </w:r>
-      <w:proofErr w:type="spellEnd"/>
-      <w:r>
-        <w:t>: "</w:t>
-      </w:r>
-      <w:proofErr w:type="spellStart"/>
+        <w:t xml:space="preserve">      query: () =&gt; "/notifications",</w:t>
+      </w:r>
+    </w:p>
+    <w:p>
+      <w:r>
+        <w:t xml:space="preserve">    }),</w:t>
+      </w:r>
+    </w:p>
+    <w:p>
+      <w:r>
+        <w:t xml:space="preserve">  }),</w:t>
+      </w:r>
+    </w:p>
+    <w:p>
+      <w:r>
+        <w:t>}</w:t>
+      </w:r>
+      <w:proofErr w:type="gramStart"/>
+      <w:r>
+        <w:t>);</w:t>
+      </w:r>
+      <w:proofErr w:type="gramEnd"/>
+    </w:p>
+    <w:p/>
+    <w:p>
+      <w:r>
+        <w:t xml:space="preserve">export const </w:t>
+      </w:r>
+      <w:proofErr w:type="gramStart"/>
+      <w:r>
+        <w:t xml:space="preserve">{ </w:t>
+      </w:r>
+      <w:proofErr w:type="spellStart"/>
+      <w:r>
+        <w:t>useGetNotificationsQuery</w:t>
+      </w:r>
+      <w:proofErr w:type="spellEnd"/>
+      <w:proofErr w:type="gramEnd"/>
+      <w:r>
+        <w:t xml:space="preserve"> } = </w:t>
+      </w:r>
+      <w:proofErr w:type="spellStart"/>
+      <w:proofErr w:type="gramStart"/>
       <w:r>
         <w:t>notificationApi</w:t>
       </w:r>
       <w:proofErr w:type="spellEnd"/>
       <w:r>
-        <w:t>",</w:t>
-      </w:r>
-    </w:p>
-    <w:p>
-      <w:r>
-        <w:t xml:space="preserve">  </w:t>
-      </w:r>
-      <w:proofErr w:type="spellStart"/>
-      <w:r>
-        <w:t>baseQuery</w:t>
-      </w:r>
-      <w:proofErr w:type="spellEnd"/>
-      <w:r>
-        <w:t xml:space="preserve">: </w:t>
-      </w:r>
-      <w:proofErr w:type="spellStart"/>
-      <w:r>
-        <w:t>fetchBaseQuery</w:t>
-      </w:r>
-      <w:proofErr w:type="spellEnd"/>
-      <w:r>
-        <w:t xml:space="preserve">({ </w:t>
-      </w:r>
-      <w:proofErr w:type="spellStart"/>
-      <w:r>
-        <w:t>baseUrl</w:t>
-      </w:r>
-      <w:proofErr w:type="spellEnd"/>
-      <w:r>
-        <w:t>: "https://api.example.com" }),</w:t>
-      </w:r>
-    </w:p>
-    <w:p>
-      <w:r>
-        <w:t xml:space="preserve">  endpoints: (builder) =&gt; ({</w:t>
-      </w:r>
-    </w:p>
-    <w:p>
-      <w:r>
-        <w:t xml:space="preserve">    </w:t>
-      </w:r>
-      <w:proofErr w:type="spellStart"/>
-      <w:r>
-        <w:t>getNotifications</w:t>
-      </w:r>
-      <w:proofErr w:type="spellEnd"/>
-      <w:r>
-        <w:t xml:space="preserve">: </w:t>
-      </w:r>
-      <w:proofErr w:type="spellStart"/>
-      <w:r>
-        <w:t>builder.query</w:t>
-      </w:r>
-      <w:proofErr w:type="spellEnd"/>
-      <w:r>
-        <w:t>({</w:t>
-      </w:r>
-    </w:p>
-    <w:p>
-      <w:r>
-        <w:t xml:space="preserve">      query: () =&gt; "/notifications",</w:t>
-      </w:r>
-    </w:p>
-    <w:p>
-      <w:r>
-        <w:t xml:space="preserve">    }),</w:t>
-      </w:r>
-    </w:p>
-    <w:p>
-      <w:r>
-        <w:t xml:space="preserve">  }),</w:t>
-      </w:r>
-    </w:p>
-    <w:p>
-      <w:r>
-        <w:t>});</w:t>
-      </w:r>
-    </w:p>
-    <w:p/>
-    <w:p>
-      <w:r>
-        <w:t xml:space="preserve">export const { </w:t>
-      </w:r>
-      <w:proofErr w:type="spellStart"/>
-      <w:r>
-        <w:t>useGetNotificationsQuery</w:t>
-      </w:r>
-      <w:proofErr w:type="spellEnd"/>
-      <w:r>
-        <w:t xml:space="preserve"> } = </w:t>
-      </w:r>
-      <w:proofErr w:type="spellStart"/>
-      <w:r>
-        <w:t>notificationApi</w:t>
-      </w:r>
-      <w:proofErr w:type="spellEnd"/>
-      <w:r>
         <w:t>;</w:t>
       </w:r>
+      <w:proofErr w:type="gramEnd"/>
     </w:p>
     <w:p>
       <w:r>
@@ -5507,13 +6334,18 @@
     </w:p>
     <w:p>
       <w:r>
-        <w:t xml:space="preserve">import { </w:t>
+        <w:t xml:space="preserve">import </w:t>
+      </w:r>
+      <w:proofErr w:type="gramStart"/>
+      <w:r>
+        <w:t xml:space="preserve">{ </w:t>
       </w:r>
       <w:proofErr w:type="spellStart"/>
       <w:r>
         <w:t>createSlice</w:t>
       </w:r>
       <w:proofErr w:type="spellEnd"/>
+      <w:proofErr w:type="gramEnd"/>
       <w:r>
         <w:t xml:space="preserve"> } from "@</w:t>
       </w:r>
@@ -5523,8 +6355,13 @@
       </w:r>
       <w:proofErr w:type="spellEnd"/>
       <w:r>
-        <w:t>/toolkit";</w:t>
-      </w:r>
+        <w:t>/toolkit</w:t>
+      </w:r>
+      <w:proofErr w:type="gramStart"/>
+      <w:r>
+        <w:t>";</w:t>
+      </w:r>
+      <w:proofErr w:type="gramEnd"/>
     </w:p>
     <w:p/>
     <w:p>
@@ -5540,12 +6377,17 @@
         <w:t xml:space="preserve"> = </w:t>
       </w:r>
       <w:proofErr w:type="spellStart"/>
+      <w:proofErr w:type="gramStart"/>
       <w:r>
         <w:t>createSlice</w:t>
       </w:r>
       <w:proofErr w:type="spellEnd"/>
       <w:r>
-        <w:t>({</w:t>
+        <w:t>(</w:t>
+      </w:r>
+      <w:proofErr w:type="gramEnd"/>
+      <w:r>
+        <w:t>{</w:t>
       </w:r>
     </w:p>
     <w:p>
@@ -5558,6 +6400,7 @@
         <w:t xml:space="preserve">  </w:t>
       </w:r>
       <w:proofErr w:type="spellStart"/>
+      <w:proofErr w:type="gramStart"/>
       <w:r>
         <w:t>initialState</w:t>
       </w:r>
@@ -5565,6 +6408,7 @@
       <w:r>
         <w:t>: {</w:t>
       </w:r>
+      <w:proofErr w:type="gramEnd"/>
     </w:p>
     <w:p>
       <w:r>
@@ -5592,8 +6436,13 @@
     </w:p>
     <w:p>
       <w:r>
-        <w:t xml:space="preserve">  reducers: {</w:t>
-      </w:r>
+        <w:t xml:space="preserve">  </w:t>
+      </w:r>
+      <w:proofErr w:type="gramStart"/>
+      <w:r>
+        <w:t>reducers: {</w:t>
+      </w:r>
+      <w:proofErr w:type="gramEnd"/>
     </w:p>
     <w:p>
       <w:r>
@@ -5613,18 +6462,22 @@
         <w:t xml:space="preserve">      </w:t>
       </w:r>
       <w:proofErr w:type="spellStart"/>
+      <w:proofErr w:type="gramStart"/>
       <w:r>
         <w:t>state.list</w:t>
       </w:r>
       <w:proofErr w:type="spellEnd"/>
+      <w:proofErr w:type="gramEnd"/>
       <w:r>
         <w:t xml:space="preserve"> = </w:t>
       </w:r>
       <w:proofErr w:type="spellStart"/>
+      <w:proofErr w:type="gramStart"/>
       <w:r>
         <w:t>action.payload</w:t>
       </w:r>
       <w:proofErr w:type="spellEnd"/>
+      <w:proofErr w:type="gramEnd"/>
       <w:r>
         <w:t>;</w:t>
       </w:r>
@@ -5634,28 +6487,56 @@
         <w:t xml:space="preserve">      </w:t>
       </w:r>
       <w:proofErr w:type="spellStart"/>
+      <w:proofErr w:type="gramStart"/>
       <w:r>
         <w:t>state.unreadCount</w:t>
       </w:r>
       <w:proofErr w:type="spellEnd"/>
+      <w:proofErr w:type="gramEnd"/>
       <w:r>
         <w:t xml:space="preserve"> = </w:t>
       </w:r>
       <w:proofErr w:type="spellStart"/>
-      <w:r>
-        <w:t>action.payload.filter</w:t>
-      </w:r>
-      <w:proofErr w:type="spellEnd"/>
-      <w:r>
-        <w:t>(n =&gt; !</w:t>
-      </w:r>
-      <w:proofErr w:type="spellStart"/>
-      <w:r>
-        <w:t>n.read</w:t>
-      </w:r>
-      <w:proofErr w:type="spellEnd"/>
-      <w:r>
-        <w:t>).length;</w:t>
+      <w:proofErr w:type="gramStart"/>
+      <w:r>
+        <w:t>action.payload</w:t>
+      </w:r>
+      <w:proofErr w:type="gramEnd"/>
+      <w:r>
+        <w:t>.</w:t>
+      </w:r>
+      <w:proofErr w:type="gramStart"/>
+      <w:r>
+        <w:t>filter</w:t>
+      </w:r>
+      <w:proofErr w:type="spellEnd"/>
+      <w:r>
+        <w:t>(</w:t>
+      </w:r>
+      <w:proofErr w:type="gramEnd"/>
+      <w:r>
+        <w:t>n =</w:t>
+      </w:r>
+      <w:proofErr w:type="gramStart"/>
+      <w:r>
+        <w:t>&gt; !</w:t>
+      </w:r>
+      <w:proofErr w:type="spellStart"/>
+      <w:r>
+        <w:t>n</w:t>
+      </w:r>
+      <w:proofErr w:type="gramEnd"/>
+      <w:r>
+        <w:t>.read</w:t>
+      </w:r>
+      <w:proofErr w:type="spellEnd"/>
+      <w:proofErr w:type="gramStart"/>
+      <w:r>
+        <w:t>).length</w:t>
+      </w:r>
+      <w:proofErr w:type="gramEnd"/>
+      <w:r>
+        <w:t>;</w:t>
       </w:r>
     </w:p>
     <w:p>
@@ -5689,14 +6570,28 @@
         <w:t xml:space="preserve"> = </w:t>
       </w:r>
       <w:proofErr w:type="spellStart"/>
-      <w:r>
-        <w:t>state.list.find</w:t>
-      </w:r>
-      <w:proofErr w:type="spellEnd"/>
-      <w:r>
-        <w:t xml:space="preserve">(n =&gt; n.id === </w:t>
-      </w:r>
-      <w:proofErr w:type="spellStart"/>
+      <w:proofErr w:type="gramStart"/>
+      <w:r>
+        <w:t>state.list</w:t>
+      </w:r>
+      <w:proofErr w:type="gramEnd"/>
+      <w:r>
+        <w:t>.</w:t>
+      </w:r>
+      <w:proofErr w:type="gramStart"/>
+      <w:r>
+        <w:t>find</w:t>
+      </w:r>
+      <w:proofErr w:type="spellEnd"/>
+      <w:r>
+        <w:t>(</w:t>
+      </w:r>
+      <w:proofErr w:type="gramEnd"/>
+      <w:r>
+        <w:t xml:space="preserve">n =&gt; n.id === </w:t>
+      </w:r>
+      <w:proofErr w:type="spellStart"/>
+      <w:proofErr w:type="gramStart"/>
       <w:r>
         <w:t>action.payload</w:t>
       </w:r>
@@ -5704,6 +6599,7 @@
       <w:r>
         <w:t>);</w:t>
       </w:r>
+      <w:proofErr w:type="gramEnd"/>
     </w:p>
     <w:p>
       <w:r>
@@ -5718,41 +6614,76 @@
         <w:t xml:space="preserve">) </w:t>
       </w:r>
       <w:proofErr w:type="spellStart"/>
+      <w:proofErr w:type="gramStart"/>
       <w:r>
         <w:t>notif.read</w:t>
       </w:r>
       <w:proofErr w:type="spellEnd"/>
-      <w:r>
-        <w:t xml:space="preserve"> = true;</w:t>
-      </w:r>
+      <w:proofErr w:type="gramEnd"/>
+      <w:r>
+        <w:t xml:space="preserve"> = </w:t>
+      </w:r>
+      <w:proofErr w:type="gramStart"/>
+      <w:r>
+        <w:t>true;</w:t>
+      </w:r>
+      <w:proofErr w:type="gramEnd"/>
     </w:p>
     <w:p>
       <w:r>
         <w:t xml:space="preserve">      </w:t>
       </w:r>
       <w:proofErr w:type="spellStart"/>
+      <w:proofErr w:type="gramStart"/>
       <w:r>
         <w:t>state.unreadCount</w:t>
       </w:r>
       <w:proofErr w:type="spellEnd"/>
+      <w:proofErr w:type="gramEnd"/>
       <w:r>
         <w:t xml:space="preserve"> = </w:t>
       </w:r>
       <w:proofErr w:type="spellStart"/>
-      <w:r>
-        <w:t>state.list.filter</w:t>
-      </w:r>
-      <w:proofErr w:type="spellEnd"/>
-      <w:r>
-        <w:t>(n =&gt; !</w:t>
-      </w:r>
-      <w:proofErr w:type="spellStart"/>
-      <w:r>
-        <w:t>n.read</w:t>
-      </w:r>
-      <w:proofErr w:type="spellEnd"/>
-      <w:r>
-        <w:t>).length;</w:t>
+      <w:proofErr w:type="gramStart"/>
+      <w:r>
+        <w:t>state.list</w:t>
+      </w:r>
+      <w:proofErr w:type="gramEnd"/>
+      <w:r>
+        <w:t>.</w:t>
+      </w:r>
+      <w:proofErr w:type="gramStart"/>
+      <w:r>
+        <w:t>filter</w:t>
+      </w:r>
+      <w:proofErr w:type="spellEnd"/>
+      <w:r>
+        <w:t>(</w:t>
+      </w:r>
+      <w:proofErr w:type="gramEnd"/>
+      <w:r>
+        <w:t>n =</w:t>
+      </w:r>
+      <w:proofErr w:type="gramStart"/>
+      <w:r>
+        <w:t>&gt; !</w:t>
+      </w:r>
+      <w:proofErr w:type="spellStart"/>
+      <w:r>
+        <w:t>n</w:t>
+      </w:r>
+      <w:proofErr w:type="gramEnd"/>
+      <w:r>
+        <w:t>.read</w:t>
+      </w:r>
+      <w:proofErr w:type="spellEnd"/>
+      <w:proofErr w:type="gramStart"/>
+      <w:r>
+        <w:t>).length</w:t>
+      </w:r>
+      <w:proofErr w:type="gramEnd"/>
+      <w:r>
+        <w:t>;</w:t>
       </w:r>
     </w:p>
     <w:p>
@@ -5778,14 +6709,20 @@
         <w:t xml:space="preserve">      </w:t>
       </w:r>
       <w:proofErr w:type="spellStart"/>
-      <w:r>
-        <w:t>state.list.unshift</w:t>
+      <w:proofErr w:type="gramStart"/>
+      <w:r>
+        <w:t>state.list</w:t>
+      </w:r>
+      <w:proofErr w:type="gramEnd"/>
+      <w:r>
+        <w:t>.unshift</w:t>
       </w:r>
       <w:proofErr w:type="spellEnd"/>
       <w:r>
         <w:t>(</w:t>
       </w:r>
       <w:proofErr w:type="spellStart"/>
+      <w:proofErr w:type="gramStart"/>
       <w:r>
         <w:t>action.payload</w:t>
       </w:r>
@@ -5793,19 +6730,27 @@
       <w:r>
         <w:t>);</w:t>
       </w:r>
+      <w:proofErr w:type="gramEnd"/>
     </w:p>
     <w:p>
       <w:r>
         <w:t xml:space="preserve">      </w:t>
       </w:r>
       <w:proofErr w:type="spellStart"/>
+      <w:proofErr w:type="gramStart"/>
       <w:r>
         <w:t>state.unreadCount</w:t>
       </w:r>
       <w:proofErr w:type="spellEnd"/>
-      <w:r>
-        <w:t xml:space="preserve"> += 1;</w:t>
-      </w:r>
+      <w:proofErr w:type="gramEnd"/>
+      <w:r>
+        <w:t xml:space="preserve"> += </w:t>
+      </w:r>
+      <w:proofErr w:type="gramStart"/>
+      <w:r>
+        <w:t>1;</w:t>
+      </w:r>
+      <w:proofErr w:type="gramEnd"/>
     </w:p>
     <w:p>
       <w:r>
@@ -5819,19 +6764,29 @@
     </w:p>
     <w:p>
       <w:r>
-        <w:t>});</w:t>
-      </w:r>
+        <w:t>}</w:t>
+      </w:r>
+      <w:proofErr w:type="gramStart"/>
+      <w:r>
+        <w:t>);</w:t>
+      </w:r>
+      <w:proofErr w:type="gramEnd"/>
     </w:p>
     <w:p/>
     <w:p>
       <w:r>
-        <w:t xml:space="preserve">export const { </w:t>
+        <w:t xml:space="preserve">export const </w:t>
+      </w:r>
+      <w:proofErr w:type="gramStart"/>
+      <w:r>
+        <w:t xml:space="preserve">{ </w:t>
       </w:r>
       <w:proofErr w:type="spellStart"/>
       <w:r>
         <w:t>setNotifications</w:t>
       </w:r>
       <w:proofErr w:type="spellEnd"/>
+      <w:proofErr w:type="gramEnd"/>
       <w:r>
         <w:t xml:space="preserve">, </w:t>
       </w:r>
@@ -5844,21 +6799,31 @@
         <w:t xml:space="preserve">, </w:t>
       </w:r>
       <w:proofErr w:type="spellStart"/>
+      <w:proofErr w:type="gramStart"/>
       <w:r>
         <w:t>addNotification</w:t>
       </w:r>
       <w:proofErr w:type="spellEnd"/>
       <w:r>
-        <w:t xml:space="preserve"> } = </w:t>
-      </w:r>
-      <w:proofErr w:type="spellStart"/>
-      <w:r>
-        <w:t>notificationSlice.actions</w:t>
+        <w:t xml:space="preserve"> }</w:t>
+      </w:r>
+      <w:proofErr w:type="gramEnd"/>
+      <w:r>
+        <w:t xml:space="preserve"> = </w:t>
+      </w:r>
+      <w:proofErr w:type="spellStart"/>
+      <w:r>
+        <w:t>notificationSlice.</w:t>
+      </w:r>
+      <w:proofErr w:type="gramStart"/>
+      <w:r>
+        <w:t>actions</w:t>
       </w:r>
       <w:proofErr w:type="spellEnd"/>
       <w:r>
         <w:t>;</w:t>
       </w:r>
+      <w:proofErr w:type="gramEnd"/>
     </w:p>
     <w:p>
       <w:r>
@@ -5866,12 +6831,17 @@
       </w:r>
       <w:proofErr w:type="spellStart"/>
       <w:r>
-        <w:t>notificationSlice.reducer</w:t>
+        <w:t>notificationSlice.</w:t>
+      </w:r>
+      <w:proofErr w:type="gramStart"/>
+      <w:r>
+        <w:t>reducer</w:t>
       </w:r>
       <w:proofErr w:type="spellEnd"/>
       <w:r>
         <w:t>;</w:t>
       </w:r>
+      <w:proofErr w:type="gramEnd"/>
     </w:p>
     <w:p>
       <w:r>
@@ -5910,13 +6880,18 @@
     </w:p>
     <w:p>
       <w:r>
-        <w:t xml:space="preserve">import { </w:t>
+        <w:t xml:space="preserve">import </w:t>
+      </w:r>
+      <w:proofErr w:type="gramStart"/>
+      <w:r>
+        <w:t xml:space="preserve">{ </w:t>
       </w:r>
       <w:proofErr w:type="spellStart"/>
       <w:r>
         <w:t>configureStore</w:t>
       </w:r>
       <w:proofErr w:type="spellEnd"/>
+      <w:proofErr w:type="gramEnd"/>
       <w:r>
         <w:t xml:space="preserve"> } from "@</w:t>
       </w:r>
@@ -5926,29 +6901,46 @@
       </w:r>
       <w:proofErr w:type="spellEnd"/>
       <w:r>
-        <w:t>/toolkit";</w:t>
-      </w:r>
-    </w:p>
-    <w:p>
-      <w:r>
-        <w:t xml:space="preserve">import { </w:t>
+        <w:t>/toolkit</w:t>
+      </w:r>
+      <w:proofErr w:type="gramStart"/>
+      <w:r>
+        <w:t>";</w:t>
+      </w:r>
+      <w:proofErr w:type="gramEnd"/>
+    </w:p>
+    <w:p>
+      <w:r>
+        <w:t xml:space="preserve">import </w:t>
+      </w:r>
+      <w:proofErr w:type="gramStart"/>
+      <w:r>
+        <w:t xml:space="preserve">{ </w:t>
       </w:r>
       <w:proofErr w:type="spellStart"/>
       <w:r>
         <w:t>notificationApi</w:t>
       </w:r>
       <w:proofErr w:type="spellEnd"/>
-      <w:r>
-        <w:t xml:space="preserve"> } from "./</w:t>
-      </w:r>
-      <w:proofErr w:type="spellStart"/>
+      <w:proofErr w:type="gramEnd"/>
+      <w:r>
+        <w:t xml:space="preserve"> } from </w:t>
+      </w:r>
+      <w:proofErr w:type="gramStart"/>
+      <w:r>
+        <w:t>"./</w:t>
+      </w:r>
+      <w:proofErr w:type="spellStart"/>
+      <w:proofErr w:type="gramEnd"/>
       <w:r>
         <w:t>notificationApi</w:t>
       </w:r>
       <w:proofErr w:type="spellEnd"/>
+      <w:proofErr w:type="gramStart"/>
       <w:r>
         <w:t>";</w:t>
       </w:r>
+      <w:proofErr w:type="gramEnd"/>
     </w:p>
     <w:p>
       <w:r>
@@ -5960,16 +6952,23 @@
       </w:r>
       <w:proofErr w:type="spellEnd"/>
       <w:r>
-        <w:t xml:space="preserve"> from "./</w:t>
-      </w:r>
-      <w:proofErr w:type="spellStart"/>
+        <w:t xml:space="preserve"> from </w:t>
+      </w:r>
+      <w:proofErr w:type="gramStart"/>
+      <w:r>
+        <w:t>"./</w:t>
+      </w:r>
+      <w:proofErr w:type="spellStart"/>
+      <w:proofErr w:type="gramEnd"/>
       <w:r>
         <w:t>notificationSlice</w:t>
       </w:r>
       <w:proofErr w:type="spellEnd"/>
+      <w:proofErr w:type="gramStart"/>
       <w:r>
         <w:t>";</w:t>
       </w:r>
+      <w:proofErr w:type="gramEnd"/>
     </w:p>
     <w:p/>
     <w:p>
@@ -5977,18 +6976,28 @@
         <w:t xml:space="preserve">export const store = </w:t>
       </w:r>
       <w:proofErr w:type="spellStart"/>
+      <w:proofErr w:type="gramStart"/>
       <w:r>
         <w:t>configureStore</w:t>
       </w:r>
       <w:proofErr w:type="spellEnd"/>
       <w:r>
-        <w:t>({</w:t>
-      </w:r>
-    </w:p>
-    <w:p>
-      <w:r>
-        <w:t xml:space="preserve">  reducer: {</w:t>
-      </w:r>
+        <w:t>(</w:t>
+      </w:r>
+      <w:proofErr w:type="gramEnd"/>
+      <w:r>
+        <w:t>{</w:t>
+      </w:r>
+    </w:p>
+    <w:p>
+      <w:r>
+        <w:t xml:space="preserve">  </w:t>
+      </w:r>
+      <w:proofErr w:type="gramStart"/>
+      <w:r>
+        <w:t>reducer: {</w:t>
+      </w:r>
+      <w:proofErr w:type="gramEnd"/>
     </w:p>
     <w:p>
       <w:r>
@@ -6052,13 +7061,18 @@
       </w:r>
       <w:proofErr w:type="spellEnd"/>
       <w:r>
-        <w:t>().</w:t>
+        <w:t>(</w:t>
+      </w:r>
+      <w:proofErr w:type="gramStart"/>
+      <w:r>
+        <w:t>).</w:t>
       </w:r>
       <w:proofErr w:type="spellStart"/>
       <w:r>
         <w:t>concat</w:t>
       </w:r>
       <w:proofErr w:type="spellEnd"/>
+      <w:proofErr w:type="gramEnd"/>
       <w:r>
         <w:t>(</w:t>
       </w:r>
@@ -6073,8 +7087,13 @@
     </w:p>
     <w:p>
       <w:r>
-        <w:t>});</w:t>
-      </w:r>
+        <w:t>}</w:t>
+      </w:r>
+      <w:proofErr w:type="gramStart"/>
+      <w:r>
+        <w:t>);</w:t>
+      </w:r>
+      <w:proofErr w:type="gramEnd"/>
     </w:p>
     <w:p>
       <w:r>
@@ -6118,68 +7137,110 @@
     </w:p>
     <w:p>
       <w:r>
-        <w:t xml:space="preserve">import React, { </w:t>
+        <w:t xml:space="preserve">import React, </w:t>
+      </w:r>
+      <w:proofErr w:type="gramStart"/>
+      <w:r>
+        <w:t xml:space="preserve">{ </w:t>
       </w:r>
       <w:proofErr w:type="spellStart"/>
       <w:r>
         <w:t>useEffect</w:t>
       </w:r>
       <w:proofErr w:type="spellEnd"/>
-      <w:r>
-        <w:t xml:space="preserve"> } from "react";</w:t>
-      </w:r>
-    </w:p>
-    <w:p>
-      <w:r>
-        <w:t xml:space="preserve">import { </w:t>
+      <w:proofErr w:type="gramEnd"/>
+      <w:r>
+        <w:t xml:space="preserve"> } from "react</w:t>
+      </w:r>
+      <w:proofErr w:type="gramStart"/>
+      <w:r>
+        <w:t>";</w:t>
+      </w:r>
+      <w:proofErr w:type="gramEnd"/>
+    </w:p>
+    <w:p>
+      <w:r>
+        <w:t xml:space="preserve">import </w:t>
+      </w:r>
+      <w:proofErr w:type="gramStart"/>
+      <w:r>
+        <w:t xml:space="preserve">{ </w:t>
       </w:r>
       <w:proofErr w:type="spellStart"/>
       <w:r>
         <w:t>useDispatch</w:t>
       </w:r>
       <w:proofErr w:type="spellEnd"/>
+      <w:proofErr w:type="gramEnd"/>
       <w:r>
         <w:t xml:space="preserve">, </w:t>
       </w:r>
       <w:proofErr w:type="spellStart"/>
+      <w:proofErr w:type="gramStart"/>
       <w:r>
         <w:t>useSelector</w:t>
       </w:r>
       <w:proofErr w:type="spellEnd"/>
       <w:r>
-        <w:t xml:space="preserve"> } from "react-redux";</w:t>
-      </w:r>
-    </w:p>
-    <w:p>
-      <w:r>
-        <w:t xml:space="preserve">import { </w:t>
+        <w:t xml:space="preserve"> }</w:t>
+      </w:r>
+      <w:proofErr w:type="gramEnd"/>
+      <w:r>
+        <w:t xml:space="preserve"> from "react-redux</w:t>
+      </w:r>
+      <w:proofErr w:type="gramStart"/>
+      <w:r>
+        <w:t>";</w:t>
+      </w:r>
+      <w:proofErr w:type="gramEnd"/>
+    </w:p>
+    <w:p>
+      <w:r>
+        <w:t xml:space="preserve">import </w:t>
+      </w:r>
+      <w:proofErr w:type="gramStart"/>
+      <w:r>
+        <w:t xml:space="preserve">{ </w:t>
       </w:r>
       <w:proofErr w:type="spellStart"/>
       <w:r>
         <w:t>useGetNotificationsQuery</w:t>
       </w:r>
       <w:proofErr w:type="spellEnd"/>
-      <w:r>
-        <w:t xml:space="preserve"> } from "./</w:t>
-      </w:r>
-      <w:proofErr w:type="spellStart"/>
+      <w:proofErr w:type="gramEnd"/>
+      <w:r>
+        <w:t xml:space="preserve"> } from </w:t>
+      </w:r>
+      <w:proofErr w:type="gramStart"/>
+      <w:r>
+        <w:t>"./</w:t>
+      </w:r>
+      <w:proofErr w:type="spellStart"/>
+      <w:proofErr w:type="gramEnd"/>
       <w:r>
         <w:t>notificationApi</w:t>
       </w:r>
       <w:proofErr w:type="spellEnd"/>
+      <w:proofErr w:type="gramStart"/>
       <w:r>
         <w:t>";</w:t>
       </w:r>
-    </w:p>
-    <w:p>
-      <w:r>
-        <w:t xml:space="preserve">import { </w:t>
+      <w:proofErr w:type="gramEnd"/>
+    </w:p>
+    <w:p>
+      <w:r>
+        <w:t xml:space="preserve">import </w:t>
+      </w:r>
+      <w:proofErr w:type="gramStart"/>
+      <w:r>
+        <w:t xml:space="preserve">{ </w:t>
       </w:r>
       <w:proofErr w:type="spellStart"/>
       <w:r>
         <w:t>setNotifications</w:t>
       </w:r>
       <w:proofErr w:type="spellEnd"/>
+      <w:proofErr w:type="gramEnd"/>
       <w:r>
         <w:t xml:space="preserve">, </w:t>
       </w:r>
@@ -6192,21 +7253,33 @@
         <w:t xml:space="preserve">, </w:t>
       </w:r>
       <w:proofErr w:type="spellStart"/>
+      <w:proofErr w:type="gramStart"/>
       <w:r>
         <w:t>addNotification</w:t>
       </w:r>
       <w:proofErr w:type="spellEnd"/>
       <w:r>
-        <w:t xml:space="preserve"> } from "./</w:t>
-      </w:r>
-      <w:proofErr w:type="spellStart"/>
+        <w:t xml:space="preserve"> }</w:t>
+      </w:r>
+      <w:proofErr w:type="gramEnd"/>
+      <w:r>
+        <w:t xml:space="preserve"> from </w:t>
+      </w:r>
+      <w:proofErr w:type="gramStart"/>
+      <w:r>
+        <w:t>"./</w:t>
+      </w:r>
+      <w:proofErr w:type="spellStart"/>
+      <w:proofErr w:type="gramEnd"/>
       <w:r>
         <w:t>notificationSlice</w:t>
       </w:r>
       <w:proofErr w:type="spellEnd"/>
+      <w:proofErr w:type="gramStart"/>
       <w:r>
         <w:t>";</w:t>
       </w:r>
+      <w:proofErr w:type="gramEnd"/>
     </w:p>
     <w:p/>
     <w:p>
@@ -6216,17 +7289,31 @@
     </w:p>
     <w:p>
       <w:r>
-        <w:t xml:space="preserve">  const { data, </w:t>
-      </w:r>
-      <w:proofErr w:type="spellStart"/>
+        <w:t xml:space="preserve">  const </w:t>
+      </w:r>
+      <w:proofErr w:type="gramStart"/>
+      <w:r>
+        <w:t>{ data</w:t>
+      </w:r>
+      <w:proofErr w:type="gramEnd"/>
+      <w:r>
+        <w:t xml:space="preserve">, </w:t>
+      </w:r>
+      <w:proofErr w:type="spellStart"/>
+      <w:proofErr w:type="gramStart"/>
       <w:r>
         <w:t>isLoading</w:t>
       </w:r>
       <w:proofErr w:type="spellEnd"/>
       <w:r>
-        <w:t xml:space="preserve"> } = </w:t>
-      </w:r>
-      <w:proofErr w:type="spellStart"/>
+        <w:t xml:space="preserve"> }</w:t>
+      </w:r>
+      <w:proofErr w:type="gramEnd"/>
+      <w:r>
+        <w:t xml:space="preserve"> = </w:t>
+      </w:r>
+      <w:proofErr w:type="spellStart"/>
+      <w:proofErr w:type="gramStart"/>
       <w:r>
         <w:t>useGetNotificationsQuery</w:t>
       </w:r>
@@ -6234,12 +7321,14 @@
       <w:r>
         <w:t>();</w:t>
       </w:r>
+      <w:proofErr w:type="gramEnd"/>
     </w:p>
     <w:p>
       <w:r>
         <w:t xml:space="preserve">  const dispatch = </w:t>
       </w:r>
       <w:proofErr w:type="spellStart"/>
+      <w:proofErr w:type="gramStart"/>
       <w:r>
         <w:t>useDispatch</w:t>
       </w:r>
@@ -6247,28 +7336,48 @@
       <w:r>
         <w:t>();</w:t>
       </w:r>
-    </w:p>
-    <w:p>
-      <w:r>
-        <w:t xml:space="preserve">  const { list, </w:t>
-      </w:r>
-      <w:proofErr w:type="spellStart"/>
+      <w:proofErr w:type="gramEnd"/>
+    </w:p>
+    <w:p>
+      <w:r>
+        <w:t xml:space="preserve">  const </w:t>
+      </w:r>
+      <w:proofErr w:type="gramStart"/>
+      <w:r>
+        <w:t>{ list</w:t>
+      </w:r>
+      <w:proofErr w:type="gramEnd"/>
+      <w:r>
+        <w:t xml:space="preserve">, </w:t>
+      </w:r>
+      <w:proofErr w:type="spellStart"/>
+      <w:proofErr w:type="gramStart"/>
       <w:r>
         <w:t>unreadCount</w:t>
       </w:r>
       <w:proofErr w:type="spellEnd"/>
       <w:r>
-        <w:t xml:space="preserve"> } = </w:t>
-      </w:r>
-      <w:proofErr w:type="spellStart"/>
+        <w:t xml:space="preserve"> }</w:t>
+      </w:r>
+      <w:proofErr w:type="gramEnd"/>
+      <w:r>
+        <w:t xml:space="preserve"> = </w:t>
+      </w:r>
+      <w:proofErr w:type="spellStart"/>
+      <w:proofErr w:type="gramStart"/>
       <w:r>
         <w:t>useSelector</w:t>
       </w:r>
       <w:proofErr w:type="spellEnd"/>
       <w:r>
-        <w:t xml:space="preserve">((state) =&gt; </w:t>
-      </w:r>
-      <w:proofErr w:type="spellStart"/>
+        <w:t>((</w:t>
+      </w:r>
+      <w:proofErr w:type="gramEnd"/>
+      <w:r>
+        <w:t xml:space="preserve">state) =&gt; </w:t>
+      </w:r>
+      <w:proofErr w:type="spellStart"/>
+      <w:proofErr w:type="gramStart"/>
       <w:r>
         <w:t>state.notifications</w:t>
       </w:r>
@@ -6276,6 +7385,7 @@
       <w:r>
         <w:t>);</w:t>
       </w:r>
+      <w:proofErr w:type="gramEnd"/>
     </w:p>
     <w:p/>
     <w:p>
@@ -6288,12 +7398,17 @@
         <w:t xml:space="preserve">  </w:t>
       </w:r>
       <w:proofErr w:type="spellStart"/>
+      <w:proofErr w:type="gramStart"/>
       <w:r>
         <w:t>useEffect</w:t>
       </w:r>
       <w:proofErr w:type="spellEnd"/>
       <w:r>
-        <w:t>(() =&gt; {</w:t>
+        <w:t>(</w:t>
+      </w:r>
+      <w:proofErr w:type="gramEnd"/>
+      <w:r>
+        <w:t>() =&gt; {</w:t>
       </w:r>
     </w:p>
     <w:p>
@@ -6306,13 +7421,23 @@
       </w:r>
       <w:proofErr w:type="spellEnd"/>
       <w:r>
-        <w:t>(data));</w:t>
-      </w:r>
-    </w:p>
-    <w:p>
-      <w:r>
-        <w:t xml:space="preserve">  }, [data, dispatch]);</w:t>
-      </w:r>
+        <w:t>(data)</w:t>
+      </w:r>
+      <w:proofErr w:type="gramStart"/>
+      <w:r>
+        <w:t>);</w:t>
+      </w:r>
+      <w:proofErr w:type="gramEnd"/>
+    </w:p>
+    <w:p>
+      <w:r>
+        <w:t xml:space="preserve">  }, [data, dispatch]</w:t>
+      </w:r>
+      <w:proofErr w:type="gramStart"/>
+      <w:r>
+        <w:t>);</w:t>
+      </w:r>
+      <w:proofErr w:type="gramEnd"/>
     </w:p>
     <w:p/>
     <w:p>
@@ -6325,12 +7450,17 @@
         <w:t xml:space="preserve">  </w:t>
       </w:r>
       <w:proofErr w:type="spellStart"/>
+      <w:proofErr w:type="gramStart"/>
       <w:r>
         <w:t>useEffect</w:t>
       </w:r>
       <w:proofErr w:type="spellEnd"/>
       <w:r>
-        <w:t>(() =&gt; {</w:t>
+        <w:t>(</w:t>
+      </w:r>
+      <w:proofErr w:type="gramEnd"/>
+      <w:r>
+        <w:t>() =&gt; {</w:t>
       </w:r>
     </w:p>
     <w:p>
@@ -6338,12 +7468,17 @@
         <w:t xml:space="preserve">    const interval = </w:t>
       </w:r>
       <w:proofErr w:type="spellStart"/>
+      <w:proofErr w:type="gramStart"/>
       <w:r>
         <w:t>setInterval</w:t>
       </w:r>
       <w:proofErr w:type="spellEnd"/>
       <w:r>
-        <w:t>(() =&gt; {</w:t>
+        <w:t>(</w:t>
+      </w:r>
+      <w:proofErr w:type="gramEnd"/>
+      <w:r>
+        <w:t>() =&gt; {</w:t>
       </w:r>
     </w:p>
     <w:p>
@@ -6364,17 +7499,26 @@
         <w:t xml:space="preserve">        id: </w:t>
       </w:r>
       <w:proofErr w:type="spellStart"/>
+      <w:proofErr w:type="gramStart"/>
       <w:r>
         <w:t>Date.now</w:t>
       </w:r>
       <w:proofErr w:type="spellEnd"/>
       <w:r>
-        <w:t>(),</w:t>
-      </w:r>
-    </w:p>
-    <w:p>
-      <w:r>
-        <w:t xml:space="preserve">        message: "</w:t>
+        <w:t>(</w:t>
+      </w:r>
+      <w:proofErr w:type="gramEnd"/>
+      <w:r>
+        <w:t>),</w:t>
+      </w:r>
+    </w:p>
+    <w:p>
+      <w:r>
+        <w:t xml:space="preserve">        message: </w:t>
+      </w:r>
+      <w:proofErr w:type="gramStart"/>
+      <w:r>
+        <w:t>"</w:t>
       </w:r>
       <w:r>
         <w:rPr>
@@ -6383,7 +7527,11 @@
         <w:t>🔔</w:t>
       </w:r>
       <w:r>
-        <w:t xml:space="preserve"> New message arrived!",</w:t>
+        <w:t xml:space="preserve"> New</w:t>
+      </w:r>
+      <w:proofErr w:type="gramEnd"/>
+      <w:r>
+        <w:t xml:space="preserve"> message arrived!",</w:t>
       </w:r>
     </w:p>
     <w:p>
@@ -6393,8 +7541,13 @@
     </w:p>
     <w:p>
       <w:r>
-        <w:t xml:space="preserve">      };</w:t>
-      </w:r>
+        <w:t xml:space="preserve">      </w:t>
+      </w:r>
+      <w:proofErr w:type="gramStart"/>
+      <w:r>
+        <w:t>};</w:t>
+      </w:r>
+      <w:proofErr w:type="gramEnd"/>
     </w:p>
     <w:p>
       <w:r>
@@ -6414,13 +7567,23 @@
       </w:r>
       <w:proofErr w:type="spellEnd"/>
       <w:r>
-        <w:t>));</w:t>
-      </w:r>
-    </w:p>
-    <w:p>
-      <w:r>
-        <w:t xml:space="preserve">    }, 10000);</w:t>
-      </w:r>
+        <w:t>)</w:t>
+      </w:r>
+      <w:proofErr w:type="gramStart"/>
+      <w:r>
+        <w:t>);</w:t>
+      </w:r>
+      <w:proofErr w:type="gramEnd"/>
+    </w:p>
+    <w:p>
+      <w:r>
+        <w:t xml:space="preserve">    }, 10000</w:t>
+      </w:r>
+      <w:proofErr w:type="gramStart"/>
+      <w:r>
+        <w:t>);</w:t>
+      </w:r>
+      <w:proofErr w:type="gramEnd"/>
     </w:p>
     <w:p>
       <w:r>
@@ -6432,13 +7595,23 @@
       </w:r>
       <w:proofErr w:type="spellEnd"/>
       <w:r>
-        <w:t>(interval);</w:t>
-      </w:r>
-    </w:p>
-    <w:p>
-      <w:r>
-        <w:t xml:space="preserve">  }, [dispatch]);</w:t>
-      </w:r>
+        <w:t>(interval</w:t>
+      </w:r>
+      <w:proofErr w:type="gramStart"/>
+      <w:r>
+        <w:t>);</w:t>
+      </w:r>
+      <w:proofErr w:type="gramEnd"/>
+    </w:p>
+    <w:p>
+      <w:r>
+        <w:t xml:space="preserve">  }, [dispatch]</w:t>
+      </w:r>
+      <w:proofErr w:type="gramStart"/>
+      <w:r>
+        <w:t>);</w:t>
+      </w:r>
+      <w:proofErr w:type="gramEnd"/>
     </w:p>
     <w:p/>
     <w:p>
@@ -6451,8 +7624,13 @@
       </w:r>
       <w:proofErr w:type="spellEnd"/>
       <w:r>
-        <w:t>) return &lt;p&gt;Loading notifications...&lt;/p&gt;;</w:t>
-      </w:r>
+        <w:t>) return &lt;p&gt;Loading notifications...&lt;/p</w:t>
+      </w:r>
+      <w:proofErr w:type="gramStart"/>
+      <w:r>
+        <w:t>&gt;;</w:t>
+      </w:r>
+      <w:proofErr w:type="gramEnd"/>
     </w:p>
     <w:p/>
     <w:p>
@@ -6467,15 +7645,28 @@
     </w:p>
     <w:p>
       <w:r>
-        <w:t xml:space="preserve">      &lt;h3&gt;Notifications ({</w:t>
-      </w:r>
-      <w:proofErr w:type="spellStart"/>
+        <w:t xml:space="preserve">      &lt;h3&gt;</w:t>
+      </w:r>
+      <w:proofErr w:type="gramStart"/>
+      <w:r>
+        <w:t>Notifications ({</w:t>
+      </w:r>
+      <w:proofErr w:type="spellStart"/>
+      <w:proofErr w:type="gramEnd"/>
       <w:r>
         <w:t>unreadCount</w:t>
       </w:r>
       <w:proofErr w:type="spellEnd"/>
       <w:r>
-        <w:t>} unread)&lt;/h3&gt;</w:t>
+        <w:t xml:space="preserve">} </w:t>
+      </w:r>
+      <w:proofErr w:type="gramStart"/>
+      <w:r>
+        <w:t>unread)&lt;</w:t>
+      </w:r>
+      <w:proofErr w:type="gramEnd"/>
+      <w:r>
+        <w:t>/h3&gt;</w:t>
       </w:r>
     </w:p>
     <w:p>
@@ -6485,7 +7676,11 @@
     </w:p>
     <w:p>
       <w:r>
-        <w:t xml:space="preserve">        {</w:t>
+        <w:t xml:space="preserve">        </w:t>
+      </w:r>
+      <w:proofErr w:type="gramStart"/>
+      <w:r>
+        <w:t>{</w:t>
       </w:r>
       <w:proofErr w:type="spellStart"/>
       <w:r>
@@ -6493,7 +7688,11 @@
       </w:r>
       <w:proofErr w:type="spellEnd"/>
       <w:r>
-        <w:t>((n) =&gt; (</w:t>
+        <w:t>((</w:t>
+      </w:r>
+      <w:proofErr w:type="gramEnd"/>
+      <w:r>
+        <w:t>n) =&gt; (</w:t>
       </w:r>
     </w:p>
     <w:p>
@@ -6506,16 +7705,26 @@
         <w:t xml:space="preserve">            {</w:t>
       </w:r>
       <w:proofErr w:type="spellStart"/>
+      <w:proofErr w:type="gramStart"/>
       <w:r>
         <w:t>n.message</w:t>
       </w:r>
       <w:proofErr w:type="spellEnd"/>
-      <w:r>
-        <w:t>} {!</w:t>
-      </w:r>
-      <w:proofErr w:type="spellStart"/>
-      <w:r>
-        <w:t>n.read</w:t>
+      <w:proofErr w:type="gramEnd"/>
+      <w:r>
+        <w:t xml:space="preserve">} </w:t>
+      </w:r>
+      <w:proofErr w:type="gramStart"/>
+      <w:r>
+        <w:t>{!</w:t>
+      </w:r>
+      <w:proofErr w:type="spellStart"/>
+      <w:r>
+        <w:t>n</w:t>
+      </w:r>
+      <w:proofErr w:type="gramEnd"/>
+      <w:r>
+        <w:t>.read</w:t>
       </w:r>
       <w:proofErr w:type="spellEnd"/>
       <w:r>
@@ -6531,16 +7740,34 @@
         <w:t>onClick</w:t>
       </w:r>
       <w:proofErr w:type="spellEnd"/>
-      <w:r>
-        <w:t>={() =&gt; dispatch(</w:t>
+      <w:proofErr w:type="gramStart"/>
+      <w:r>
+        <w:t>={</w:t>
+      </w:r>
+      <w:proofErr w:type="gramEnd"/>
+      <w:r>
+        <w:t>() =&gt; dispatch(</w:t>
       </w:r>
       <w:proofErr w:type="spellStart"/>
       <w:r>
         <w:t>markAsRead</w:t>
       </w:r>
       <w:proofErr w:type="spellEnd"/>
-      <w:r>
-        <w:t>(n.id))}&gt;</w:t>
+      <w:proofErr w:type="gramStart"/>
+      <w:r>
+        <w:t>(n</w:t>
+      </w:r>
+      <w:proofErr w:type="gramEnd"/>
+      <w:r>
+        <w:t>.id</w:t>
+      </w:r>
+      <w:proofErr w:type="gramStart"/>
+      <w:r>
+        <w:t>))}</w:t>
+      </w:r>
+      <w:proofErr w:type="gramEnd"/>
+      <w:r>
+        <w:t>&gt;</w:t>
       </w:r>
     </w:p>
     <w:p>
@@ -6561,8 +7788,13 @@
     </w:p>
     <w:p>
       <w:r>
-        <w:t xml:space="preserve">        ))}</w:t>
-      </w:r>
+        <w:t xml:space="preserve">        </w:t>
+      </w:r>
+      <w:proofErr w:type="gramStart"/>
+      <w:r>
+        <w:t>))}</w:t>
+      </w:r>
+      <w:proofErr w:type="gramEnd"/>
     </w:p>
     <w:p>
       <w:r>
@@ -6576,19 +7808,31 @@
     </w:p>
     <w:p>
       <w:r>
-        <w:t xml:space="preserve">  );</w:t>
-      </w:r>
-    </w:p>
-    <w:p>
+        <w:t xml:space="preserve">  </w:t>
+      </w:r>
+      <w:proofErr w:type="gramStart"/>
+      <w:r>
+        <w:t>);</w:t>
+      </w:r>
+      <w:proofErr w:type="gramEnd"/>
+    </w:p>
+    <w:p>
+      <w:proofErr w:type="gramStart"/>
       <w:r>
         <w:t>};</w:t>
       </w:r>
+      <w:proofErr w:type="gramEnd"/>
     </w:p>
     <w:p/>
     <w:p>
       <w:r>
-        <w:t>export default Notifications;</w:t>
-      </w:r>
+        <w:t xml:space="preserve">export default </w:t>
+      </w:r>
+      <w:proofErr w:type="gramStart"/>
+      <w:r>
+        <w:t>Notifications;</w:t>
+      </w:r>
+      <w:proofErr w:type="gramEnd"/>
     </w:p>
     <w:p>
       <w:r>
@@ -6937,15 +8181,22 @@
       </w:r>
     </w:p>
     <w:p>
+      <w:proofErr w:type="gramStart"/>
       <w:r>
         <w:lastRenderedPageBreak/>
-        <w:t xml:space="preserve">we need to use </w:t>
-      </w:r>
-      <w:proofErr w:type="spellStart"/>
+        <w:t>we</w:t>
+      </w:r>
+      <w:proofErr w:type="gramEnd"/>
+      <w:r>
+        <w:t xml:space="preserve"> need to use </w:t>
+      </w:r>
+      <w:proofErr w:type="spellStart"/>
+      <w:proofErr w:type="gramStart"/>
       <w:r>
         <w:t>websockets</w:t>
       </w:r>
       <w:proofErr w:type="spellEnd"/>
+      <w:proofErr w:type="gramEnd"/>
       <w:r>
         <w:t xml:space="preserve"> only if we have applications mostly related to chatting like or polling like but if app is like </w:t>
       </w:r>
@@ -7810,7 +9061,15 @@
           </w:tcPr>
           <w:p>
             <w:r>
-              <w:t>Only manual refresh needed</w:t>
+              <w:t xml:space="preserve">Only manual </w:t>
+            </w:r>
+            <w:proofErr w:type="gramStart"/>
+            <w:r>
+              <w:t>refresh</w:t>
+            </w:r>
+            <w:proofErr w:type="gramEnd"/>
+            <w:r>
+              <w:t xml:space="preserve"> needed</w:t>
             </w:r>
           </w:p>
         </w:tc>
@@ -7949,8 +9208,13 @@
           <w:numId w:val="10"/>
         </w:numPr>
       </w:pPr>
-      <w:r>
-        <w:t>Harder to debug than normal REST calls.</w:t>
+      <w:proofErr w:type="gramStart"/>
+      <w:r>
+        <w:t>Harder</w:t>
+      </w:r>
+      <w:proofErr w:type="gramEnd"/>
+      <w:r>
+        <w:t xml:space="preserve"> to debug than normal REST calls.</w:t>
       </w:r>
     </w:p>
     <w:p>
@@ -7960,8 +9224,13 @@
           <w:numId w:val="10"/>
         </w:numPr>
       </w:pPr>
-      <w:r>
-        <w:t>Overkill for static or low-frequency updates.</w:t>
+      <w:proofErr w:type="gramStart"/>
+      <w:r>
+        <w:t>Overkill</w:t>
+      </w:r>
+      <w:proofErr w:type="gramEnd"/>
+      <w:r>
+        <w:t xml:space="preserve"> for static or low-frequency updates.</w:t>
       </w:r>
     </w:p>
     <w:p>
@@ -8078,15 +9347,28 @@
     </w:p>
     <w:p>
       <w:r>
-        <w:t xml:space="preserve">const { data } = </w:t>
-      </w:r>
-      <w:proofErr w:type="spellStart"/>
+        <w:t xml:space="preserve">const </w:t>
+      </w:r>
+      <w:proofErr w:type="gramStart"/>
+      <w:r>
+        <w:t>{ data</w:t>
+      </w:r>
+      <w:proofErr w:type="gramEnd"/>
+      <w:r>
+        <w:t xml:space="preserve"> } = </w:t>
+      </w:r>
+      <w:proofErr w:type="spellStart"/>
+      <w:proofErr w:type="gramStart"/>
       <w:r>
         <w:t>useGetOrdersQuery</w:t>
       </w:r>
       <w:proofErr w:type="spellEnd"/>
       <w:r>
-        <w:t>(undefined, {</w:t>
+        <w:t>(</w:t>
+      </w:r>
+      <w:proofErr w:type="gramEnd"/>
+      <w:r>
+        <w:t>undefined, {</w:t>
       </w:r>
     </w:p>
     <w:p>
@@ -8112,8 +9394,13 @@
     </w:p>
     <w:p>
       <w:r>
-        <w:t>});</w:t>
-      </w:r>
+        <w:t>}</w:t>
+      </w:r>
+      <w:proofErr w:type="gramStart"/>
+      <w:r>
+        <w:t>);</w:t>
+      </w:r>
+      <w:proofErr w:type="gramEnd"/>
     </w:p>
     <w:p>
       <w:r>
@@ -8588,7 +9875,7 @@
     <w:p>
       <w:r>
         <w:pict w14:anchorId="1DE218C0">
-          <v:rect id="_x0000_i1077" style="width:0;height:1.5pt" o:hralign="center" o:hrstd="t" o:hr="t" fillcolor="#a0a0a0" stroked="f"/>
+          <v:rect id="_x0000_i1059" style="width:0;height:1.5pt" o:hralign="center" o:hrstd="t" o:hr="t" fillcolor="#a0a0a0" stroked="f"/>
         </w:pict>
       </w:r>
     </w:p>
@@ -8637,7 +9924,7 @@
     <w:p>
       <w:r>
         <w:pict w14:anchorId="05DC4DDA">
-          <v:rect id="_x0000_i1078" style="width:0;height:1.5pt" o:hralign="center" o:hrstd="t" o:hr="t" fillcolor="#a0a0a0" stroked="f"/>
+          <v:rect id="_x0000_i1060" style="width:0;height:1.5pt" o:hralign="center" o:hrstd="t" o:hr="t" fillcolor="#a0a0a0" stroked="f"/>
         </w:pict>
       </w:r>
     </w:p>
@@ -8698,8 +9985,13 @@
           <w:numId w:val="13"/>
         </w:numPr>
       </w:pPr>
-      <w:r>
-        <w:t>Is not fetched repeatedly from server</w:t>
+      <w:proofErr w:type="gramStart"/>
+      <w:r>
+        <w:t>Is</w:t>
+      </w:r>
+      <w:proofErr w:type="gramEnd"/>
+      <w:r>
+        <w:t xml:space="preserve"> not fetched repeatedly from server</w:t>
       </w:r>
     </w:p>
     <w:p>
@@ -8737,13 +10029,8 @@
           <w:numId w:val="14"/>
         </w:numPr>
       </w:pPr>
-      <w:proofErr w:type="spellStart"/>
-      <w:r>
-        <w:t>IsAuthenticated</w:t>
-      </w:r>
-      <w:proofErr w:type="spellEnd"/>
-      <w:r>
-        <w:t xml:space="preserve"> flag</w:t>
+      <w:r>
+        <w:t>IsAuthenticated flag</w:t>
       </w:r>
     </w:p>
     <w:p>
@@ -8800,7 +10087,7 @@
     <w:p>
       <w:r>
         <w:pict w14:anchorId="6FA35E56">
-          <v:rect id="_x0000_i1079" style="width:0;height:1.5pt" o:hralign="center" o:hrstd="t" o:hr="t" fillcolor="#a0a0a0" stroked="f"/>
+          <v:rect id="_x0000_i1061" style="width:0;height:1.5pt" o:hralign="center" o:hrstd="t" o:hr="t" fillcolor="#a0a0a0" stroked="f"/>
         </w:pict>
       </w:r>
     </w:p>
@@ -8851,8 +10138,13 @@
         </w:numPr>
       </w:pPr>
       <w:r>
-        <w:t>Can be cached</w:t>
-      </w:r>
+        <w:t xml:space="preserve">Can be </w:t>
+      </w:r>
+      <w:proofErr w:type="gramStart"/>
+      <w:r>
+        <w:t>cached</w:t>
+      </w:r>
+      <w:proofErr w:type="gramEnd"/>
     </w:p>
     <w:p>
       <w:pPr>
@@ -8878,7 +10170,15 @@
         </w:numPr>
       </w:pPr>
       <w:r>
-        <w:t>Can go stale</w:t>
+        <w:t xml:space="preserve">Can </w:t>
+      </w:r>
+      <w:proofErr w:type="gramStart"/>
+      <w:r>
+        <w:t>go</w:t>
+      </w:r>
+      <w:proofErr w:type="gramEnd"/>
+      <w:r>
+        <w:t xml:space="preserve"> stale</w:t>
       </w:r>
     </w:p>
     <w:p>
@@ -11898,6 +13198,7 @@
   <w:style w:type="character" w:default="1" w:styleId="DefaultParagraphFont">
     <w:name w:val="Default Paragraph Font"/>
     <w:uiPriority w:val="1"/>
+    <w:semiHidden/>
     <w:unhideWhenUsed/>
   </w:style>
   <w:style w:type="table" w:default="1" w:styleId="TableNormal">
